--- a/лр4/лр4.docx
+++ b/лр4/лр4.docx
@@ -578,7 +578,6 @@
         </w:rPr>
         <w:t xml:space="preserve"> </w:t>
       </w:r>
-      <w:proofErr w:type="spellStart"/>
       <w:r>
         <w:rPr>
           <w:rFonts w:ascii="Times New Roman" w:hAnsi="Times New Roman" w:cs="Times New Roman"/>
@@ -586,17 +585,7 @@
           <w:sz w:val="28"/>
           <w:szCs w:val="28"/>
         </w:rPr>
-        <w:t>web</w:t>
-      </w:r>
-      <w:proofErr w:type="spellEnd"/>
-      <w:r>
-        <w:rPr>
-          <w:rFonts w:ascii="Times New Roman" w:hAnsi="Times New Roman" w:cs="Times New Roman"/>
-          <w:b/>
-          <w:sz w:val="28"/>
-          <w:szCs w:val="28"/>
-        </w:rPr>
-        <w:t>-приложений</w:t>
+        <w:t>web-приложений</w:t>
       </w:r>
     </w:p>
     <w:p>
@@ -1039,7 +1028,6 @@
                 <w:szCs w:val="28"/>
               </w:rPr>
             </w:pPr>
-            <w:proofErr w:type="spellStart"/>
             <w:r>
               <w:rPr>
                 <w:rFonts w:ascii="Times New Roman" w:hAnsi="Times New Roman" w:cs="Times New Roman"/>
@@ -1048,7 +1036,6 @@
               </w:rPr>
               <w:t>Белик</w:t>
             </w:r>
-            <w:proofErr w:type="spellEnd"/>
             <w:r>
               <w:rPr>
                 <w:rFonts w:ascii="Times New Roman" w:hAnsi="Times New Roman" w:cs="Times New Roman"/>
@@ -1340,7 +1327,6 @@
         </w:rPr>
         <w:t xml:space="preserve"> </w:t>
       </w:r>
-      <w:proofErr w:type="spellStart"/>
       <w:r>
         <w:rPr>
           <w:rFonts w:ascii="Times New Roman" w:hAnsi="Times New Roman" w:cs="Times New Roman"/>
@@ -1349,92 +1335,53 @@
         </w:rPr>
         <w:t>Django</w:t>
       </w:r>
-      <w:proofErr w:type="spellEnd"/>
-      <w:r>
-        <w:rPr>
-          <w:rFonts w:ascii="Times New Roman" w:hAnsi="Times New Roman" w:cs="Times New Roman"/>
-          <w:sz w:val="28"/>
-          <w:szCs w:val="28"/>
-        </w:rPr>
-        <w:t xml:space="preserve"> </w:t>
-      </w:r>
-      <w:r>
-        <w:rPr>
-          <w:rFonts w:ascii="Times New Roman" w:hAnsi="Times New Roman" w:cs="Times New Roman"/>
-          <w:sz w:val="28"/>
-          <w:szCs w:val="28"/>
-        </w:rPr>
-        <w:t>(</w:t>
-      </w:r>
-      <w:proofErr w:type="spellStart"/>
-      <w:r>
-        <w:rPr>
-          <w:rFonts w:ascii="Times New Roman" w:hAnsi="Times New Roman" w:cs="Times New Roman"/>
-          <w:sz w:val="28"/>
-          <w:szCs w:val="28"/>
-        </w:rPr>
-        <w:t>ForeignKey</w:t>
-      </w:r>
-      <w:proofErr w:type="spellEnd"/>
-      <w:r>
-        <w:rPr>
-          <w:rFonts w:ascii="Times New Roman" w:hAnsi="Times New Roman" w:cs="Times New Roman"/>
-          <w:sz w:val="28"/>
-          <w:szCs w:val="28"/>
-        </w:rPr>
-        <w:t>,</w:t>
-      </w:r>
-      <w:r>
-        <w:rPr>
-          <w:rFonts w:ascii="Times New Roman" w:hAnsi="Times New Roman" w:cs="Times New Roman"/>
-          <w:sz w:val="28"/>
-          <w:szCs w:val="28"/>
-        </w:rPr>
-        <w:t xml:space="preserve"> </w:t>
-      </w:r>
-      <w:proofErr w:type="spellStart"/>
-      <w:r>
-        <w:rPr>
-          <w:rFonts w:ascii="Times New Roman" w:hAnsi="Times New Roman" w:cs="Times New Roman"/>
-          <w:sz w:val="28"/>
-          <w:szCs w:val="28"/>
-        </w:rPr>
-        <w:t>ManyToManyField</w:t>
-      </w:r>
-      <w:proofErr w:type="spellEnd"/>
-      <w:r>
-        <w:rPr>
-          <w:rFonts w:ascii="Times New Roman" w:hAnsi="Times New Roman" w:cs="Times New Roman"/>
-          <w:sz w:val="28"/>
-          <w:szCs w:val="28"/>
-        </w:rPr>
-        <w:t>,</w:t>
-      </w:r>
-      <w:r>
-        <w:rPr>
-          <w:rFonts w:ascii="Times New Roman" w:hAnsi="Times New Roman" w:cs="Times New Roman"/>
-          <w:sz w:val="28"/>
-          <w:szCs w:val="28"/>
-        </w:rPr>
-        <w:t xml:space="preserve"> </w:t>
-      </w:r>
-      <w:proofErr w:type="spellStart"/>
-      <w:r>
-        <w:rPr>
-          <w:rFonts w:ascii="Times New Roman" w:hAnsi="Times New Roman" w:cs="Times New Roman"/>
-          <w:sz w:val="28"/>
-          <w:szCs w:val="28"/>
-        </w:rPr>
-        <w:t>OneToOneField</w:t>
-      </w:r>
-      <w:proofErr w:type="spellEnd"/>
-      <w:r>
-        <w:rPr>
-          <w:rFonts w:ascii="Times New Roman" w:hAnsi="Times New Roman" w:cs="Times New Roman"/>
-          <w:sz w:val="28"/>
-          <w:szCs w:val="28"/>
-        </w:rPr>
-        <w:t>),</w:t>
+      <w:r>
+        <w:rPr>
+          <w:rFonts w:ascii="Times New Roman" w:hAnsi="Times New Roman" w:cs="Times New Roman"/>
+          <w:sz w:val="28"/>
+          <w:szCs w:val="28"/>
+        </w:rPr>
+        <w:t xml:space="preserve"> </w:t>
+      </w:r>
+      <w:r>
+        <w:rPr>
+          <w:rFonts w:ascii="Times New Roman" w:hAnsi="Times New Roman" w:cs="Times New Roman"/>
+          <w:sz w:val="28"/>
+          <w:szCs w:val="28"/>
+        </w:rPr>
+        <w:t>(ForeignKey,</w:t>
+      </w:r>
+      <w:r>
+        <w:rPr>
+          <w:rFonts w:ascii="Times New Roman" w:hAnsi="Times New Roman" w:cs="Times New Roman"/>
+          <w:sz w:val="28"/>
+          <w:szCs w:val="28"/>
+        </w:rPr>
+        <w:t xml:space="preserve"> </w:t>
+      </w:r>
+      <w:r>
+        <w:rPr>
+          <w:rFonts w:ascii="Times New Roman" w:hAnsi="Times New Roman" w:cs="Times New Roman"/>
+          <w:sz w:val="28"/>
+          <w:szCs w:val="28"/>
+        </w:rPr>
+        <w:t>ManyToManyField,</w:t>
+      </w:r>
+      <w:r>
+        <w:rPr>
+          <w:rFonts w:ascii="Times New Roman" w:hAnsi="Times New Roman" w:cs="Times New Roman"/>
+          <w:sz w:val="28"/>
+          <w:szCs w:val="28"/>
+        </w:rPr>
+        <w:t xml:space="preserve"> </w:t>
+      </w:r>
+      <w:r>
+        <w:rPr>
+          <w:rFonts w:ascii="Times New Roman" w:hAnsi="Times New Roman" w:cs="Times New Roman"/>
+          <w:sz w:val="28"/>
+          <w:szCs w:val="28"/>
+        </w:rPr>
+        <w:t>OneToOneField),</w:t>
       </w:r>
       <w:r>
         <w:rPr>
@@ -1498,129 +1445,71 @@
           <w:sz w:val="28"/>
           <w:szCs w:val="28"/>
         </w:rPr>
-        <w:t>(</w:t>
-      </w:r>
-      <w:proofErr w:type="spellStart"/>
-      <w:r>
-        <w:rPr>
-          <w:rFonts w:ascii="Times New Roman" w:hAnsi="Times New Roman" w:cs="Times New Roman"/>
-          <w:sz w:val="28"/>
-          <w:szCs w:val="28"/>
-        </w:rPr>
-        <w:t>on_delete</w:t>
-      </w:r>
-      <w:proofErr w:type="spellEnd"/>
-      <w:r>
-        <w:rPr>
-          <w:rFonts w:ascii="Times New Roman" w:hAnsi="Times New Roman" w:cs="Times New Roman"/>
-          <w:sz w:val="28"/>
-          <w:szCs w:val="28"/>
-        </w:rPr>
-        <w:t>,</w:t>
-      </w:r>
-      <w:r>
-        <w:rPr>
-          <w:rFonts w:ascii="Times New Roman" w:hAnsi="Times New Roman" w:cs="Times New Roman"/>
-          <w:sz w:val="28"/>
-          <w:szCs w:val="28"/>
-        </w:rPr>
-        <w:t xml:space="preserve"> </w:t>
-      </w:r>
-      <w:proofErr w:type="spellStart"/>
-      <w:r>
-        <w:rPr>
-          <w:rFonts w:ascii="Times New Roman" w:hAnsi="Times New Roman" w:cs="Times New Roman"/>
-          <w:sz w:val="28"/>
-          <w:szCs w:val="28"/>
-        </w:rPr>
-        <w:t>related_name</w:t>
-      </w:r>
-      <w:proofErr w:type="spellEnd"/>
-      <w:r>
-        <w:rPr>
-          <w:rFonts w:ascii="Times New Roman" w:hAnsi="Times New Roman" w:cs="Times New Roman"/>
-          <w:sz w:val="28"/>
-          <w:szCs w:val="28"/>
-        </w:rPr>
-        <w:t>,</w:t>
-      </w:r>
-      <w:r>
-        <w:rPr>
-          <w:rFonts w:ascii="Times New Roman" w:hAnsi="Times New Roman" w:cs="Times New Roman"/>
-          <w:sz w:val="28"/>
-          <w:szCs w:val="28"/>
-        </w:rPr>
-        <w:t xml:space="preserve"> </w:t>
-      </w:r>
-      <w:proofErr w:type="spellStart"/>
-      <w:r>
-        <w:rPr>
-          <w:rFonts w:ascii="Times New Roman" w:hAnsi="Times New Roman" w:cs="Times New Roman"/>
-          <w:sz w:val="28"/>
-          <w:szCs w:val="28"/>
-        </w:rPr>
-        <w:t>null</w:t>
-      </w:r>
-      <w:proofErr w:type="spellEnd"/>
-      <w:r>
-        <w:rPr>
-          <w:rFonts w:ascii="Times New Roman" w:hAnsi="Times New Roman" w:cs="Times New Roman"/>
-          <w:sz w:val="28"/>
-          <w:szCs w:val="28"/>
-        </w:rPr>
-        <w:t>,</w:t>
-      </w:r>
-      <w:r>
-        <w:rPr>
-          <w:rFonts w:ascii="Times New Roman" w:hAnsi="Times New Roman" w:cs="Times New Roman"/>
-          <w:sz w:val="28"/>
-          <w:szCs w:val="28"/>
-        </w:rPr>
-        <w:t xml:space="preserve"> </w:t>
-      </w:r>
-      <w:proofErr w:type="spellStart"/>
-      <w:r>
-        <w:rPr>
-          <w:rFonts w:ascii="Times New Roman" w:hAnsi="Times New Roman" w:cs="Times New Roman"/>
-          <w:sz w:val="28"/>
-          <w:szCs w:val="28"/>
-        </w:rPr>
-        <w:t>blank</w:t>
-      </w:r>
-      <w:proofErr w:type="spellEnd"/>
-      <w:r>
-        <w:rPr>
-          <w:rFonts w:ascii="Times New Roman" w:hAnsi="Times New Roman" w:cs="Times New Roman"/>
-          <w:sz w:val="28"/>
-          <w:szCs w:val="28"/>
-        </w:rPr>
-        <w:t>,</w:t>
-      </w:r>
-      <w:r>
-        <w:rPr>
-          <w:rFonts w:ascii="Times New Roman" w:hAnsi="Times New Roman" w:cs="Times New Roman"/>
-          <w:sz w:val="28"/>
-          <w:szCs w:val="28"/>
-        </w:rPr>
-        <w:t xml:space="preserve"> </w:t>
-      </w:r>
-      <w:proofErr w:type="spellStart"/>
-      <w:r>
-        <w:rPr>
-          <w:rFonts w:ascii="Times New Roman" w:hAnsi="Times New Roman" w:cs="Times New Roman"/>
-          <w:sz w:val="28"/>
-          <w:szCs w:val="28"/>
-        </w:rPr>
-        <w:t>default</w:t>
-      </w:r>
-      <w:proofErr w:type="spellEnd"/>
-      <w:r>
-        <w:rPr>
-          <w:rFonts w:ascii="Times New Roman" w:hAnsi="Times New Roman" w:cs="Times New Roman"/>
-          <w:sz w:val="28"/>
-          <w:szCs w:val="28"/>
-        </w:rPr>
-        <w:t>),</w:t>
+        <w:t>(on_delete,</w:t>
+      </w:r>
+      <w:r>
+        <w:rPr>
+          <w:rFonts w:ascii="Times New Roman" w:hAnsi="Times New Roman" w:cs="Times New Roman"/>
+          <w:sz w:val="28"/>
+          <w:szCs w:val="28"/>
+        </w:rPr>
+        <w:t xml:space="preserve"> </w:t>
+      </w:r>
+      <w:r>
+        <w:rPr>
+          <w:rFonts w:ascii="Times New Roman" w:hAnsi="Times New Roman" w:cs="Times New Roman"/>
+          <w:sz w:val="28"/>
+          <w:szCs w:val="28"/>
+        </w:rPr>
+        <w:t>related_name,</w:t>
+      </w:r>
+      <w:r>
+        <w:rPr>
+          <w:rFonts w:ascii="Times New Roman" w:hAnsi="Times New Roman" w:cs="Times New Roman"/>
+          <w:sz w:val="28"/>
+          <w:szCs w:val="28"/>
+        </w:rPr>
+        <w:t xml:space="preserve"> </w:t>
+      </w:r>
+      <w:r>
+        <w:rPr>
+          <w:rFonts w:ascii="Times New Roman" w:hAnsi="Times New Roman" w:cs="Times New Roman"/>
+          <w:sz w:val="28"/>
+          <w:szCs w:val="28"/>
+        </w:rPr>
+        <w:t>null,</w:t>
+      </w:r>
+      <w:r>
+        <w:rPr>
+          <w:rFonts w:ascii="Times New Roman" w:hAnsi="Times New Roman" w:cs="Times New Roman"/>
+          <w:sz w:val="28"/>
+          <w:szCs w:val="28"/>
+        </w:rPr>
+        <w:t xml:space="preserve"> </w:t>
+      </w:r>
+      <w:r>
+        <w:rPr>
+          <w:rFonts w:ascii="Times New Roman" w:hAnsi="Times New Roman" w:cs="Times New Roman"/>
+          <w:sz w:val="28"/>
+          <w:szCs w:val="28"/>
+        </w:rPr>
+        <w:t>blank,</w:t>
+      </w:r>
+      <w:r>
+        <w:rPr>
+          <w:rFonts w:ascii="Times New Roman" w:hAnsi="Times New Roman" w:cs="Times New Roman"/>
+          <w:sz w:val="28"/>
+          <w:szCs w:val="28"/>
+        </w:rPr>
+        <w:t xml:space="preserve"> </w:t>
+      </w:r>
+      <w:r>
+        <w:rPr>
+          <w:rFonts w:ascii="Times New Roman" w:hAnsi="Times New Roman" w:cs="Times New Roman"/>
+          <w:sz w:val="28"/>
+          <w:szCs w:val="28"/>
+        </w:rPr>
+        <w:t>default),</w:t>
       </w:r>
       <w:r>
         <w:rPr>
@@ -1918,23 +1807,13 @@
         </w:rPr>
         <w:t xml:space="preserve"> </w:t>
       </w:r>
-      <w:proofErr w:type="spellStart"/>
-      <w:r>
-        <w:rPr>
-          <w:rFonts w:ascii="Times New Roman" w:hAnsi="Times New Roman" w:cs="Times New Roman"/>
-          <w:sz w:val="28"/>
-          <w:szCs w:val="28"/>
-        </w:rPr>
-        <w:t>Django</w:t>
-      </w:r>
-      <w:proofErr w:type="spellEnd"/>
-      <w:r>
-        <w:rPr>
-          <w:rFonts w:ascii="Times New Roman" w:hAnsi="Times New Roman" w:cs="Times New Roman"/>
-          <w:sz w:val="28"/>
-          <w:szCs w:val="28"/>
-        </w:rPr>
-        <w:t>.</w:t>
+      <w:r>
+        <w:rPr>
+          <w:rFonts w:ascii="Times New Roman" w:hAnsi="Times New Roman" w:cs="Times New Roman"/>
+          <w:sz w:val="28"/>
+          <w:szCs w:val="28"/>
+        </w:rPr>
+        <w:t>Django.</w:t>
       </w:r>
     </w:p>
     <w:p>
@@ -2098,7 +1977,6 @@
         </w:rPr>
         <w:t xml:space="preserve"> </w:t>
       </w:r>
-      <w:proofErr w:type="spellStart"/>
       <w:r>
         <w:rPr>
           <w:rFonts w:ascii="Times New Roman" w:hAnsi="Times New Roman" w:cs="Times New Roman"/>
@@ -2109,7 +1987,6 @@
         </w:rPr>
         <w:t>Django</w:t>
       </w:r>
-      <w:proofErr w:type="spellEnd"/>
       <w:r>
         <w:rPr>
           <w:rFonts w:ascii="Times New Roman" w:hAnsi="Times New Roman" w:cs="Times New Roman"/>
@@ -2371,7 +2248,6 @@
                 <w:szCs w:val="28"/>
               </w:rPr>
             </w:pPr>
-            <w:proofErr w:type="spellStart"/>
             <w:r>
               <w:rPr>
                 <w:rFonts w:ascii="Times New Roman" w:hAnsi="Times New Roman" w:cs="Times New Roman"/>
@@ -2380,7 +2256,6 @@
               </w:rPr>
               <w:t>ForeignKey</w:t>
             </w:r>
-            <w:proofErr w:type="spellEnd"/>
           </w:p>
         </w:tc>
         <w:tc>
@@ -2512,7 +2387,6 @@
                 <w:szCs w:val="28"/>
               </w:rPr>
             </w:pPr>
-            <w:proofErr w:type="spellStart"/>
             <w:r>
               <w:rPr>
                 <w:rFonts w:ascii="Times New Roman" w:hAnsi="Times New Roman" w:cs="Times New Roman"/>
@@ -2521,7 +2395,6 @@
               </w:rPr>
               <w:t>ManyToManyField</w:t>
             </w:r>
-            <w:proofErr w:type="spellEnd"/>
           </w:p>
         </w:tc>
         <w:tc>
@@ -2734,7 +2607,6 @@
                 <w:szCs w:val="28"/>
               </w:rPr>
             </w:pPr>
-            <w:proofErr w:type="spellStart"/>
             <w:r>
               <w:rPr>
                 <w:rFonts w:ascii="Times New Roman" w:hAnsi="Times New Roman" w:cs="Times New Roman"/>
@@ -2743,7 +2615,6 @@
               </w:rPr>
               <w:t>OneToOneField</w:t>
             </w:r>
-            <w:proofErr w:type="spellEnd"/>
           </w:p>
         </w:tc>
         <w:tc>
@@ -2899,7 +2770,6 @@
           <w:szCs w:val="28"/>
         </w:rPr>
       </w:pPr>
-      <w:proofErr w:type="spellStart"/>
       <w:r>
         <w:rPr>
           <w:rFonts w:ascii="Times New Roman" w:hAnsi="Times New Roman" w:cs="Times New Roman"/>
@@ -2908,7 +2778,6 @@
         </w:rPr>
         <w:t>on_delete</w:t>
       </w:r>
-      <w:proofErr w:type="spellEnd"/>
       <w:r>
         <w:rPr>
           <w:rFonts w:ascii="Times New Roman" w:hAnsi="Times New Roman" w:cs="Times New Roman"/>
@@ -3101,7 +2970,6 @@
           <w:szCs w:val="28"/>
         </w:rPr>
       </w:pPr>
-      <w:proofErr w:type="spellStart"/>
       <w:r>
         <w:rPr>
           <w:rFonts w:ascii="Times New Roman" w:hAnsi="Times New Roman" w:cs="Times New Roman"/>
@@ -3110,7 +2978,6 @@
         </w:rPr>
         <w:t>related_name</w:t>
       </w:r>
-      <w:proofErr w:type="spellEnd"/>
       <w:r>
         <w:rPr>
           <w:rFonts w:ascii="Times New Roman" w:hAnsi="Times New Roman" w:cs="Times New Roman"/>
@@ -3215,7 +3082,6 @@
         </w:rPr>
         <w:t xml:space="preserve"> </w:t>
       </w:r>
-      <w:proofErr w:type="spellStart"/>
       <w:r>
         <w:rPr>
           <w:rFonts w:ascii="Times New Roman" w:hAnsi="Times New Roman" w:cs="Times New Roman"/>
@@ -3224,7 +3090,6 @@
         </w:rPr>
         <w:t>category.news_set</w:t>
       </w:r>
-      <w:proofErr w:type="spellEnd"/>
       <w:r>
         <w:rPr>
           <w:rFonts w:ascii="Times New Roman" w:hAnsi="Times New Roman" w:cs="Times New Roman"/>
@@ -3249,23 +3114,13 @@
         </w:rPr>
         <w:t xml:space="preserve"> </w:t>
       </w:r>
-      <w:proofErr w:type="spellStart"/>
-      <w:r>
-        <w:rPr>
-          <w:rFonts w:ascii="Times New Roman" w:hAnsi="Times New Roman" w:cs="Times New Roman"/>
-          <w:sz w:val="28"/>
-          <w:szCs w:val="28"/>
-        </w:rPr>
-        <w:t>category.news</w:t>
-      </w:r>
-      <w:proofErr w:type="spellEnd"/>
-      <w:r>
-        <w:rPr>
-          <w:rFonts w:ascii="Times New Roman" w:hAnsi="Times New Roman" w:cs="Times New Roman"/>
-          <w:sz w:val="28"/>
-          <w:szCs w:val="28"/>
-        </w:rPr>
-        <w:t>).</w:t>
+      <w:r>
+        <w:rPr>
+          <w:rFonts w:ascii="Times New Roman" w:hAnsi="Times New Roman" w:cs="Times New Roman"/>
+          <w:sz w:val="28"/>
+          <w:szCs w:val="28"/>
+        </w:rPr>
+        <w:t>category.news).</w:t>
       </w:r>
     </w:p>
     <w:p>
@@ -3283,34 +3138,14 @@
           <w:szCs w:val="28"/>
         </w:rPr>
       </w:pPr>
-      <w:proofErr w:type="spellStart"/>
-      <w:r>
-        <w:rPr>
-          <w:rFonts w:ascii="Times New Roman" w:hAnsi="Times New Roman" w:cs="Times New Roman"/>
-          <w:sz w:val="28"/>
-          <w:szCs w:val="28"/>
-        </w:rPr>
-        <w:t>null</w:t>
-      </w:r>
-      <w:proofErr w:type="spellEnd"/>
-      <w:r>
-        <w:rPr>
-          <w:rFonts w:ascii="Times New Roman" w:hAnsi="Times New Roman" w:cs="Times New Roman"/>
-          <w:sz w:val="28"/>
-          <w:szCs w:val="28"/>
-        </w:rPr>
-        <w:t>=</w:t>
-      </w:r>
-      <w:proofErr w:type="spellStart"/>
-      <w:r>
-        <w:rPr>
-          <w:rFonts w:ascii="Times New Roman" w:hAnsi="Times New Roman" w:cs="Times New Roman"/>
-          <w:sz w:val="28"/>
-          <w:szCs w:val="28"/>
-        </w:rPr>
-        <w:t>True</w:t>
-      </w:r>
-      <w:proofErr w:type="spellEnd"/>
+      <w:r>
+        <w:rPr>
+          <w:rFonts w:ascii="Times New Roman" w:hAnsi="Times New Roman" w:cs="Times New Roman"/>
+          <w:sz w:val="28"/>
+          <w:szCs w:val="28"/>
+        </w:rPr>
+        <w:t>null=True</w:t>
+      </w:r>
       <w:r>
         <w:rPr>
           <w:rFonts w:ascii="Times New Roman" w:hAnsi="Times New Roman" w:cs="Times New Roman"/>
@@ -3407,34 +3242,14 @@
           <w:szCs w:val="28"/>
         </w:rPr>
       </w:pPr>
-      <w:proofErr w:type="spellStart"/>
-      <w:r>
-        <w:rPr>
-          <w:rFonts w:ascii="Times New Roman" w:hAnsi="Times New Roman" w:cs="Times New Roman"/>
-          <w:sz w:val="28"/>
-          <w:szCs w:val="28"/>
-        </w:rPr>
-        <w:t>blank</w:t>
-      </w:r>
-      <w:proofErr w:type="spellEnd"/>
-      <w:r>
-        <w:rPr>
-          <w:rFonts w:ascii="Times New Roman" w:hAnsi="Times New Roman" w:cs="Times New Roman"/>
-          <w:sz w:val="28"/>
-          <w:szCs w:val="28"/>
-        </w:rPr>
-        <w:t>=</w:t>
-      </w:r>
-      <w:proofErr w:type="spellStart"/>
-      <w:r>
-        <w:rPr>
-          <w:rFonts w:ascii="Times New Roman" w:hAnsi="Times New Roman" w:cs="Times New Roman"/>
-          <w:sz w:val="28"/>
-          <w:szCs w:val="28"/>
-        </w:rPr>
-        <w:t>True</w:t>
-      </w:r>
-      <w:proofErr w:type="spellEnd"/>
+      <w:r>
+        <w:rPr>
+          <w:rFonts w:ascii="Times New Roman" w:hAnsi="Times New Roman" w:cs="Times New Roman"/>
+          <w:sz w:val="28"/>
+          <w:szCs w:val="28"/>
+        </w:rPr>
+        <w:t>blank=True</w:t>
+      </w:r>
       <w:r>
         <w:rPr>
           <w:rFonts w:ascii="Times New Roman" w:hAnsi="Times New Roman" w:cs="Times New Roman"/>
@@ -3549,7 +3364,6 @@
           <w:szCs w:val="28"/>
         </w:rPr>
       </w:pPr>
-      <w:proofErr w:type="spellStart"/>
       <w:r>
         <w:rPr>
           <w:rFonts w:ascii="Times New Roman" w:hAnsi="Times New Roman" w:cs="Times New Roman"/>
@@ -3558,7 +3372,6 @@
         </w:rPr>
         <w:t>default</w:t>
       </w:r>
-      <w:proofErr w:type="spellEnd"/>
       <w:r>
         <w:rPr>
           <w:rFonts w:ascii="Times New Roman" w:hAnsi="Times New Roman" w:cs="Times New Roman"/>
@@ -3686,39 +3499,29 @@
         </w:rPr>
         <w:t xml:space="preserve"> </w:t>
       </w:r>
-      <w:proofErr w:type="spellStart"/>
-      <w:r>
-        <w:rPr>
-          <w:rFonts w:ascii="Times New Roman" w:hAnsi="Times New Roman" w:cs="Times New Roman"/>
-          <w:sz w:val="28"/>
-          <w:szCs w:val="28"/>
-        </w:rPr>
-        <w:t>Git</w:t>
-      </w:r>
-      <w:proofErr w:type="spellEnd"/>
-      <w:r>
-        <w:rPr>
-          <w:rFonts w:ascii="Times New Roman" w:hAnsi="Times New Roman" w:cs="Times New Roman"/>
-          <w:sz w:val="28"/>
-          <w:szCs w:val="28"/>
-        </w:rPr>
-        <w:t>-репозиторий:</w:t>
-      </w:r>
-      <w:r>
-        <w:rPr>
-          <w:rFonts w:ascii="Times New Roman" w:hAnsi="Times New Roman" w:cs="Times New Roman"/>
-          <w:sz w:val="28"/>
-          <w:szCs w:val="28"/>
-        </w:rPr>
-        <w:t xml:space="preserve"> </w:t>
-      </w:r>
-      <w:r>
-        <w:rPr>
-          <w:rFonts w:ascii="Times New Roman" w:hAnsi="Times New Roman" w:cs="Times New Roman"/>
-          <w:sz w:val="28"/>
-          <w:szCs w:val="28"/>
-        </w:rPr>
-        <w:t>https://github.com/serafima2007k-code/veb.git</w:t>
+      <w:r>
+        <w:rPr>
+          <w:rFonts w:ascii="Times New Roman" w:hAnsi="Times New Roman" w:cs="Times New Roman"/>
+          <w:sz w:val="28"/>
+          <w:szCs w:val="28"/>
+        </w:rPr>
+        <w:t>Git-репозиторий:</w:t>
+      </w:r>
+      <w:r>
+        <w:rPr>
+          <w:rFonts w:ascii="Times New Roman" w:hAnsi="Times New Roman" w:cs="Times New Roman"/>
+          <w:sz w:val="28"/>
+          <w:szCs w:val="28"/>
+        </w:rPr>
+        <w:t xml:space="preserve"> </w:t>
+      </w:r>
+      <w:r>
+        <w:rPr>
+          <w:rFonts w:ascii="Times New Roman" w:hAnsi="Times New Roman" w:cs="Times New Roman"/>
+          <w:sz w:val="28"/>
+          <w:szCs w:val="28"/>
+        </w:rPr>
+        <w:t>https://github.com/serafima2007k-code/web-app.git</w:t>
       </w:r>
     </w:p>
     <w:p>
@@ -3848,7 +3651,6 @@
         </w:rPr>
         <w:t xml:space="preserve"> </w:t>
       </w:r>
-      <w:proofErr w:type="spellStart"/>
       <w:r>
         <w:rPr>
           <w:rFonts w:ascii="Times New Roman" w:hAnsi="Times New Roman" w:cs="Times New Roman"/>
@@ -3859,7 +3661,6 @@
         </w:rPr>
         <w:t>Category</w:t>
       </w:r>
-      <w:proofErr w:type="spellEnd"/>
     </w:p>
     <w:p>
       <w:pPr>
@@ -3872,7 +3673,6 @@
           <w:szCs w:val="28"/>
         </w:rPr>
       </w:pPr>
-      <w:proofErr w:type="spellStart"/>
       <w:r>
         <w:rPr>
           <w:rFonts w:ascii="Times New Roman" w:hAnsi="Times New Roman" w:cs="Times New Roman"/>
@@ -3889,32 +3689,21 @@
         </w:rPr>
         <w:t>ваем</w:t>
       </w:r>
-      <w:proofErr w:type="spellEnd"/>
-      <w:r>
-        <w:rPr>
-          <w:rFonts w:ascii="Times New Roman" w:hAnsi="Times New Roman" w:cs="Times New Roman"/>
-          <w:sz w:val="28"/>
-          <w:szCs w:val="28"/>
-        </w:rPr>
-        <w:t xml:space="preserve"> </w:t>
-      </w:r>
-      <w:proofErr w:type="spellStart"/>
-      <w:r>
-        <w:rPr>
-          <w:rFonts w:ascii="Times New Roman" w:hAnsi="Times New Roman" w:cs="Times New Roman"/>
-          <w:sz w:val="28"/>
-          <w:szCs w:val="28"/>
-        </w:rPr>
-        <w:t>news</w:t>
-      </w:r>
-      <w:proofErr w:type="spellEnd"/>
-      <w:r>
-        <w:rPr>
-          <w:rFonts w:ascii="Times New Roman" w:hAnsi="Times New Roman" w:cs="Times New Roman"/>
-          <w:sz w:val="28"/>
-          <w:szCs w:val="28"/>
-        </w:rPr>
-        <w:t>/models.py.</w:t>
+      <w:r>
+        <w:rPr>
+          <w:rFonts w:ascii="Times New Roman" w:hAnsi="Times New Roman" w:cs="Times New Roman"/>
+          <w:sz w:val="28"/>
+          <w:szCs w:val="28"/>
+        </w:rPr>
+        <w:t xml:space="preserve"> </w:t>
+      </w:r>
+      <w:r>
+        <w:rPr>
+          <w:rFonts w:ascii="Times New Roman" w:hAnsi="Times New Roman" w:cs="Times New Roman"/>
+          <w:sz w:val="28"/>
+          <w:szCs w:val="28"/>
+        </w:rPr>
+        <w:t>news/models.py.</w:t>
       </w:r>
       <w:r>
         <w:rPr>
@@ -3992,7 +3781,6 @@
         </w:rPr>
         <w:t xml:space="preserve"> </w:t>
       </w:r>
-      <w:proofErr w:type="spellStart"/>
       <w:r>
         <w:rPr>
           <w:rFonts w:ascii="Times New Roman" w:hAnsi="Times New Roman" w:cs="Times New Roman"/>
@@ -4001,7 +3789,6 @@
         </w:rPr>
         <w:t>News</w:t>
       </w:r>
-      <w:proofErr w:type="spellEnd"/>
       <w:r>
         <w:rPr>
           <w:rFonts w:ascii="Times New Roman" w:hAnsi="Times New Roman" w:cs="Times New Roman"/>
@@ -4026,23 +3813,13 @@
         </w:rPr>
         <w:t xml:space="preserve"> </w:t>
       </w:r>
-      <w:proofErr w:type="spellStart"/>
-      <w:r>
-        <w:rPr>
-          <w:rFonts w:ascii="Times New Roman" w:hAnsi="Times New Roman" w:cs="Times New Roman"/>
-          <w:sz w:val="28"/>
-          <w:szCs w:val="28"/>
-        </w:rPr>
-        <w:t>Category</w:t>
-      </w:r>
-      <w:proofErr w:type="spellEnd"/>
-      <w:r>
-        <w:rPr>
-          <w:rFonts w:ascii="Times New Roman" w:hAnsi="Times New Roman" w:cs="Times New Roman"/>
-          <w:sz w:val="28"/>
-          <w:szCs w:val="28"/>
-        </w:rPr>
-        <w:t>:</w:t>
+      <w:r>
+        <w:rPr>
+          <w:rFonts w:ascii="Times New Roman" w:hAnsi="Times New Roman" w:cs="Times New Roman"/>
+          <w:sz w:val="28"/>
+          <w:szCs w:val="28"/>
+        </w:rPr>
+        <w:t>Category:</w:t>
       </w:r>
     </w:p>
     <w:p>
@@ -4062,6 +3839,7 @@
           <w:sz w:val="28"/>
           <w:szCs w:val="28"/>
         </w:rPr>
+        <w:lastRenderedPageBreak/>
         <w:t>Пояснение:</w:t>
       </w:r>
     </w:p>
@@ -4079,35 +3857,14 @@
           <w:szCs w:val="28"/>
         </w:rPr>
       </w:pPr>
-      <w:proofErr w:type="spellStart"/>
-      <w:r>
-        <w:rPr>
-          <w:rFonts w:ascii="Times New Roman" w:hAnsi="Times New Roman" w:cs="Times New Roman"/>
-          <w:sz w:val="28"/>
-          <w:szCs w:val="28"/>
-        </w:rPr>
-        <w:lastRenderedPageBreak/>
-        <w:t>db_index</w:t>
-      </w:r>
-      <w:proofErr w:type="spellEnd"/>
-      <w:r>
-        <w:rPr>
-          <w:rFonts w:ascii="Times New Roman" w:hAnsi="Times New Roman" w:cs="Times New Roman"/>
-          <w:sz w:val="28"/>
-          <w:szCs w:val="28"/>
-        </w:rPr>
-        <w:t>=</w:t>
-      </w:r>
-      <w:proofErr w:type="spellStart"/>
-      <w:r>
-        <w:rPr>
-          <w:rFonts w:ascii="Times New Roman" w:hAnsi="Times New Roman" w:cs="Times New Roman"/>
-          <w:sz w:val="28"/>
-          <w:szCs w:val="28"/>
-        </w:rPr>
-        <w:t>True</w:t>
-      </w:r>
-      <w:proofErr w:type="spellEnd"/>
+      <w:r>
+        <w:rPr>
+          <w:rFonts w:ascii="Times New Roman" w:hAnsi="Times New Roman" w:cs="Times New Roman"/>
+          <w:sz w:val="28"/>
+          <w:szCs w:val="28"/>
+        </w:rPr>
+        <w:t>db_index=True</w:t>
+      </w:r>
       <w:r>
         <w:rPr>
           <w:rFonts w:ascii="Times New Roman" w:hAnsi="Times New Roman" w:cs="Times New Roman"/>
@@ -4289,25 +4046,7 @@
           <w:sz w:val="28"/>
           <w:szCs w:val="28"/>
         </w:rPr>
-        <w:t>__</w:t>
-      </w:r>
-      <w:proofErr w:type="spellStart"/>
-      <w:r>
-        <w:rPr>
-          <w:rFonts w:ascii="Times New Roman" w:hAnsi="Times New Roman" w:cs="Times New Roman"/>
-          <w:sz w:val="28"/>
-          <w:szCs w:val="28"/>
-        </w:rPr>
-        <w:t>str</w:t>
-      </w:r>
-      <w:proofErr w:type="spellEnd"/>
-      <w:r>
-        <w:rPr>
-          <w:rFonts w:ascii="Times New Roman" w:hAnsi="Times New Roman" w:cs="Times New Roman"/>
-          <w:sz w:val="28"/>
-          <w:szCs w:val="28"/>
-        </w:rPr>
-        <w:t>__</w:t>
+        <w:t>__str__</w:t>
       </w:r>
       <w:r>
         <w:rPr>
@@ -4429,23 +4168,13 @@
         </w:rPr>
         <w:t xml:space="preserve"> </w:t>
       </w:r>
-      <w:proofErr w:type="spellStart"/>
-      <w:r>
-        <w:rPr>
-          <w:rFonts w:ascii="Times New Roman" w:hAnsi="Times New Roman" w:cs="Times New Roman"/>
-          <w:sz w:val="28"/>
-          <w:szCs w:val="28"/>
-        </w:rPr>
-        <w:t>админке</w:t>
-      </w:r>
-      <w:proofErr w:type="spellEnd"/>
-      <w:r>
-        <w:rPr>
-          <w:rFonts w:ascii="Times New Roman" w:hAnsi="Times New Roman" w:cs="Times New Roman"/>
-          <w:sz w:val="28"/>
-          <w:szCs w:val="28"/>
-        </w:rPr>
-        <w:t>).</w:t>
+      <w:r>
+        <w:rPr>
+          <w:rFonts w:ascii="Times New Roman" w:hAnsi="Times New Roman" w:cs="Times New Roman"/>
+          <w:sz w:val="28"/>
+          <w:szCs w:val="28"/>
+        </w:rPr>
+        <w:t>админке).</w:t>
       </w:r>
     </w:p>
     <w:p>
@@ -4462,7 +4191,6 @@
           <w:szCs w:val="28"/>
         </w:rPr>
       </w:pPr>
-      <w:proofErr w:type="spellStart"/>
       <w:r>
         <w:rPr>
           <w:rFonts w:ascii="Times New Roman" w:hAnsi="Times New Roman" w:cs="Times New Roman"/>
@@ -4471,7 +4199,6 @@
         </w:rPr>
         <w:t>Meta.ordering</w:t>
       </w:r>
-      <w:proofErr w:type="spellEnd"/>
       <w:r>
         <w:rPr>
           <w:rFonts w:ascii="Times New Roman" w:hAnsi="Times New Roman" w:cs="Times New Roman"/>
@@ -4567,7 +4294,6 @@
           <w:szCs w:val="28"/>
         </w:rPr>
       </w:pPr>
-      <w:proofErr w:type="spellStart"/>
       <w:r>
         <w:rPr>
           <w:rFonts w:ascii="Times New Roman" w:hAnsi="Times New Roman" w:cs="Times New Roman"/>
@@ -4576,7 +4302,6 @@
         </w:rPr>
         <w:t>verbose_name</w:t>
       </w:r>
-      <w:proofErr w:type="spellEnd"/>
       <w:r>
         <w:rPr>
           <w:rFonts w:ascii="Times New Roman" w:hAnsi="Times New Roman" w:cs="Times New Roman"/>
@@ -4665,23 +4390,13 @@
         </w:rPr>
         <w:t xml:space="preserve"> </w:t>
       </w:r>
-      <w:proofErr w:type="spellStart"/>
-      <w:r>
-        <w:rPr>
-          <w:rFonts w:ascii="Times New Roman" w:hAnsi="Times New Roman" w:cs="Times New Roman"/>
-          <w:sz w:val="28"/>
-          <w:szCs w:val="28"/>
-        </w:rPr>
-        <w:t>админке</w:t>
-      </w:r>
-      <w:proofErr w:type="spellEnd"/>
-      <w:r>
-        <w:rPr>
-          <w:rFonts w:ascii="Times New Roman" w:hAnsi="Times New Roman" w:cs="Times New Roman"/>
-          <w:sz w:val="28"/>
-          <w:szCs w:val="28"/>
-        </w:rPr>
-        <w:t>.</w:t>
+      <w:r>
+        <w:rPr>
+          <w:rFonts w:ascii="Times New Roman" w:hAnsi="Times New Roman" w:cs="Times New Roman"/>
+          <w:sz w:val="28"/>
+          <w:szCs w:val="28"/>
+        </w:rPr>
+        <w:t>админке.</w:t>
       </w:r>
     </w:p>
     <w:p>
@@ -4769,7 +4484,6 @@
         </w:rPr>
         <w:t xml:space="preserve"> </w:t>
       </w:r>
-      <w:proofErr w:type="spellStart"/>
       <w:r>
         <w:rPr>
           <w:rFonts w:ascii="Times New Roman" w:hAnsi="Times New Roman" w:cs="Times New Roman"/>
@@ -4780,7 +4494,6 @@
         </w:rPr>
         <w:t>ForeignKey</w:t>
       </w:r>
-      <w:proofErr w:type="spellEnd"/>
       <w:r>
         <w:rPr>
           <w:rFonts w:ascii="Times New Roman" w:hAnsi="Times New Roman" w:cs="Times New Roman"/>
@@ -4831,7 +4544,6 @@
         </w:rPr>
         <w:t xml:space="preserve"> </w:t>
       </w:r>
-      <w:proofErr w:type="spellStart"/>
       <w:r>
         <w:rPr>
           <w:rFonts w:ascii="Times New Roman" w:hAnsi="Times New Roman" w:cs="Times New Roman"/>
@@ -4842,7 +4554,6 @@
         </w:rPr>
         <w:t>News</w:t>
       </w:r>
-      <w:proofErr w:type="spellEnd"/>
     </w:p>
     <w:p>
       <w:pPr>
@@ -4967,7 +4678,6 @@
         </w:rPr>
         <w:t xml:space="preserve"> </w:t>
       </w:r>
-      <w:proofErr w:type="spellStart"/>
       <w:r>
         <w:rPr>
           <w:rFonts w:ascii="Times New Roman" w:hAnsi="Times New Roman" w:cs="Times New Roman"/>
@@ -4976,7 +4686,6 @@
         </w:rPr>
         <w:t>News</w:t>
       </w:r>
-      <w:proofErr w:type="spellEnd"/>
       <w:r>
         <w:rPr>
           <w:rFonts w:ascii="Times New Roman" w:hAnsi="Times New Roman" w:cs="Times New Roman"/>
@@ -5025,23 +4734,13 @@
         </w:rPr>
         <w:t xml:space="preserve"> </w:t>
       </w:r>
-      <w:proofErr w:type="spellStart"/>
-      <w:r>
-        <w:rPr>
-          <w:rFonts w:ascii="Times New Roman" w:hAnsi="Times New Roman" w:cs="Times New Roman"/>
-          <w:sz w:val="28"/>
-          <w:szCs w:val="28"/>
-        </w:rPr>
-        <w:t>category</w:t>
-      </w:r>
-      <w:proofErr w:type="spellEnd"/>
-      <w:r>
-        <w:rPr>
-          <w:rFonts w:ascii="Times New Roman" w:hAnsi="Times New Roman" w:cs="Times New Roman"/>
-          <w:sz w:val="28"/>
-          <w:szCs w:val="28"/>
-        </w:rPr>
-        <w:t>:</w:t>
+      <w:r>
+        <w:rPr>
+          <w:rFonts w:ascii="Times New Roman" w:hAnsi="Times New Roman" w:cs="Times New Roman"/>
+          <w:sz w:val="28"/>
+          <w:szCs w:val="28"/>
+        </w:rPr>
+        <w:t>category:</w:t>
       </w:r>
     </w:p>
     <w:p>
@@ -5058,41 +4757,13 @@
           <w:szCs w:val="28"/>
         </w:rPr>
       </w:pPr>
-      <w:proofErr w:type="spellStart"/>
-      <w:r>
-        <w:rPr>
-          <w:rFonts w:ascii="Times New Roman" w:hAnsi="Times New Roman" w:cs="Times New Roman"/>
-          <w:sz w:val="28"/>
-          <w:szCs w:val="28"/>
-        </w:rPr>
-        <w:t>ForeignKey</w:t>
-      </w:r>
-      <w:proofErr w:type="spellEnd"/>
-      <w:r>
-        <w:rPr>
-          <w:rFonts w:ascii="Times New Roman" w:hAnsi="Times New Roman" w:cs="Times New Roman"/>
-          <w:sz w:val="28"/>
-          <w:szCs w:val="28"/>
-        </w:rPr>
-        <w:t>(</w:t>
-      </w:r>
-      <w:proofErr w:type="spellStart"/>
-      <w:r>
-        <w:rPr>
-          <w:rFonts w:ascii="Times New Roman" w:hAnsi="Times New Roman" w:cs="Times New Roman"/>
-          <w:sz w:val="28"/>
-          <w:szCs w:val="28"/>
-        </w:rPr>
-        <w:t>Category</w:t>
-      </w:r>
-      <w:proofErr w:type="spellEnd"/>
-      <w:r>
-        <w:rPr>
-          <w:rFonts w:ascii="Times New Roman" w:hAnsi="Times New Roman" w:cs="Times New Roman"/>
-          <w:sz w:val="28"/>
-          <w:szCs w:val="28"/>
-        </w:rPr>
-        <w:t>,</w:t>
+      <w:r>
+        <w:rPr>
+          <w:rFonts w:ascii="Times New Roman" w:hAnsi="Times New Roman" w:cs="Times New Roman"/>
+          <w:sz w:val="28"/>
+          <w:szCs w:val="28"/>
+        </w:rPr>
+        <w:t>ForeignKey(Category,</w:t>
       </w:r>
       <w:r>
         <w:rPr>
@@ -5285,34 +4956,14 @@
           <w:szCs w:val="28"/>
         </w:rPr>
       </w:pPr>
-      <w:proofErr w:type="spellStart"/>
-      <w:r>
-        <w:rPr>
-          <w:rFonts w:ascii="Times New Roman" w:hAnsi="Times New Roman" w:cs="Times New Roman"/>
-          <w:sz w:val="28"/>
-          <w:szCs w:val="28"/>
-        </w:rPr>
-        <w:t>on_delete</w:t>
-      </w:r>
-      <w:proofErr w:type="spellEnd"/>
-      <w:r>
-        <w:rPr>
-          <w:rFonts w:ascii="Times New Roman" w:hAnsi="Times New Roman" w:cs="Times New Roman"/>
-          <w:sz w:val="28"/>
-          <w:szCs w:val="28"/>
-        </w:rPr>
-        <w:t>=</w:t>
-      </w:r>
-      <w:proofErr w:type="spellStart"/>
-      <w:r>
-        <w:rPr>
-          <w:rFonts w:ascii="Times New Roman" w:hAnsi="Times New Roman" w:cs="Times New Roman"/>
-          <w:sz w:val="28"/>
-          <w:szCs w:val="28"/>
-        </w:rPr>
-        <w:t>models.PROTECT</w:t>
-      </w:r>
-      <w:proofErr w:type="spellEnd"/>
+      <w:r>
+        <w:rPr>
+          <w:rFonts w:ascii="Times New Roman" w:hAnsi="Times New Roman" w:cs="Times New Roman"/>
+          <w:sz w:val="28"/>
+          <w:szCs w:val="28"/>
+        </w:rPr>
+        <w:t>on_delete=models.PROTECT</w:t>
+      </w:r>
       <w:r>
         <w:rPr>
           <w:rFonts w:ascii="Times New Roman" w:hAnsi="Times New Roman" w:cs="Times New Roman"/>
@@ -5472,34 +5123,14 @@
           <w:szCs w:val="28"/>
         </w:rPr>
       </w:pPr>
-      <w:proofErr w:type="spellStart"/>
-      <w:r>
-        <w:rPr>
-          <w:rFonts w:ascii="Times New Roman" w:hAnsi="Times New Roman" w:cs="Times New Roman"/>
-          <w:sz w:val="28"/>
-          <w:szCs w:val="28"/>
-        </w:rPr>
-        <w:t>null</w:t>
-      </w:r>
-      <w:proofErr w:type="spellEnd"/>
-      <w:r>
-        <w:rPr>
-          <w:rFonts w:ascii="Times New Roman" w:hAnsi="Times New Roman" w:cs="Times New Roman"/>
-          <w:sz w:val="28"/>
-          <w:szCs w:val="28"/>
-        </w:rPr>
-        <w:t>=</w:t>
-      </w:r>
-      <w:proofErr w:type="spellStart"/>
-      <w:r>
-        <w:rPr>
-          <w:rFonts w:ascii="Times New Roman" w:hAnsi="Times New Roman" w:cs="Times New Roman"/>
-          <w:sz w:val="28"/>
-          <w:szCs w:val="28"/>
-        </w:rPr>
-        <w:t>True</w:t>
-      </w:r>
-      <w:proofErr w:type="spellEnd"/>
+      <w:r>
+        <w:rPr>
+          <w:rFonts w:ascii="Times New Roman" w:hAnsi="Times New Roman" w:cs="Times New Roman"/>
+          <w:sz w:val="28"/>
+          <w:szCs w:val="28"/>
+        </w:rPr>
+        <w:t>null=True</w:t>
+      </w:r>
       <w:r>
         <w:rPr>
           <w:rFonts w:ascii="Times New Roman" w:hAnsi="Times New Roman" w:cs="Times New Roman"/>
@@ -5739,23 +5370,13 @@
           <w:szCs w:val="28"/>
         </w:rPr>
       </w:pPr>
-      <w:proofErr w:type="spellStart"/>
-      <w:r>
-        <w:rPr>
-          <w:rFonts w:ascii="Times New Roman" w:hAnsi="Times New Roman" w:cs="Times New Roman"/>
-          <w:sz w:val="28"/>
-          <w:szCs w:val="28"/>
-        </w:rPr>
-        <w:t>verbose_name</w:t>
-      </w:r>
-      <w:proofErr w:type="spellEnd"/>
-      <w:r>
-        <w:rPr>
-          <w:rFonts w:ascii="Times New Roman" w:hAnsi="Times New Roman" w:cs="Times New Roman"/>
-          <w:sz w:val="28"/>
-          <w:szCs w:val="28"/>
-        </w:rPr>
-        <w:t>='Категория'</w:t>
+      <w:r>
+        <w:rPr>
+          <w:rFonts w:ascii="Times New Roman" w:hAnsi="Times New Roman" w:cs="Times New Roman"/>
+          <w:sz w:val="28"/>
+          <w:szCs w:val="28"/>
+        </w:rPr>
+        <w:t>verbose_name='Категория'</w:t>
       </w:r>
       <w:r>
         <w:rPr>
@@ -5845,23 +5466,13 @@
         </w:rPr>
         <w:t xml:space="preserve"> </w:t>
       </w:r>
-      <w:proofErr w:type="spellStart"/>
-      <w:r>
-        <w:rPr>
-          <w:rFonts w:ascii="Times New Roman" w:hAnsi="Times New Roman" w:cs="Times New Roman"/>
-          <w:sz w:val="28"/>
-          <w:szCs w:val="28"/>
-        </w:rPr>
-        <w:t>админке</w:t>
-      </w:r>
-      <w:proofErr w:type="spellEnd"/>
-      <w:r>
-        <w:rPr>
-          <w:rFonts w:ascii="Times New Roman" w:hAnsi="Times New Roman" w:cs="Times New Roman"/>
-          <w:sz w:val="28"/>
-          <w:szCs w:val="28"/>
-        </w:rPr>
-        <w:t>.</w:t>
+      <w:r>
+        <w:rPr>
+          <w:rFonts w:ascii="Times New Roman" w:hAnsi="Times New Roman" w:cs="Times New Roman"/>
+          <w:sz w:val="28"/>
+          <w:szCs w:val="28"/>
+        </w:rPr>
+        <w:t>админке.</w:t>
       </w:r>
     </w:p>
     <w:p>
@@ -5940,6 +5551,7 @@
           <w:sz w:val="28"/>
           <w:szCs w:val="28"/>
         </w:rPr>
+        <w:lastRenderedPageBreak/>
         <w:t>Рисунок</w:t>
       </w:r>
       <w:r>
@@ -5988,43 +5600,7 @@
           <w:sz w:val="28"/>
           <w:szCs w:val="28"/>
         </w:rPr>
-        <w:t>Модели </w:t>
-      </w:r>
-      <w:proofErr w:type="spellStart"/>
-      <w:r>
-        <w:rPr>
-          <w:rFonts w:ascii="Times New Roman" w:hAnsi="Times New Roman" w:cs="Times New Roman"/>
-          <w:sz w:val="28"/>
-          <w:szCs w:val="28"/>
-        </w:rPr>
-        <w:t>Category</w:t>
-      </w:r>
-      <w:proofErr w:type="spellEnd"/>
-      <w:r>
-        <w:rPr>
-          <w:rFonts w:ascii="Times New Roman" w:hAnsi="Times New Roman" w:cs="Times New Roman"/>
-          <w:sz w:val="28"/>
-          <w:szCs w:val="28"/>
-        </w:rPr>
-        <w:t> и </w:t>
-      </w:r>
-      <w:proofErr w:type="spellStart"/>
-      <w:r>
-        <w:rPr>
-          <w:rFonts w:ascii="Times New Roman" w:hAnsi="Times New Roman" w:cs="Times New Roman"/>
-          <w:sz w:val="28"/>
-          <w:szCs w:val="28"/>
-        </w:rPr>
-        <w:t>News</w:t>
-      </w:r>
-      <w:proofErr w:type="spellEnd"/>
-      <w:r>
-        <w:rPr>
-          <w:rFonts w:ascii="Times New Roman" w:hAnsi="Times New Roman" w:cs="Times New Roman"/>
-          <w:sz w:val="28"/>
-          <w:szCs w:val="28"/>
-        </w:rPr>
-        <w:t> в файле news/models.py</w:t>
+        <w:t>Модели Category и News в файле news/models.py</w:t>
       </w:r>
     </w:p>
     <w:p>
@@ -6048,7 +5624,6 @@
           <w:sz w:val="28"/>
           <w:szCs w:val="28"/>
         </w:rPr>
-        <w:lastRenderedPageBreak/>
         <w:t>3.</w:t>
       </w:r>
       <w:r>
@@ -6179,7 +5754,6 @@
         </w:rPr>
         <w:t>.</w:t>
       </w:r>
-      <w:proofErr w:type="spellStart"/>
       <w:r>
         <w:rPr>
           <w:rFonts w:ascii="Times New Roman" w:hAnsi="Times New Roman" w:cs="Times New Roman"/>
@@ -6189,16 +5763,14 @@
         </w:rPr>
         <w:t>py</w:t>
       </w:r>
-      <w:proofErr w:type="spellEnd"/>
-      <w:r>
-        <w:rPr>
-          <w:rFonts w:ascii="Times New Roman" w:hAnsi="Times New Roman" w:cs="Times New Roman"/>
-          <w:sz w:val="28"/>
-          <w:szCs w:val="28"/>
-        </w:rPr>
-        <w:t xml:space="preserve"> </w:t>
-      </w:r>
-      <w:proofErr w:type="spellStart"/>
+      <w:r>
+        <w:rPr>
+          <w:rFonts w:ascii="Times New Roman" w:hAnsi="Times New Roman" w:cs="Times New Roman"/>
+          <w:sz w:val="28"/>
+          <w:szCs w:val="28"/>
+        </w:rPr>
+        <w:t xml:space="preserve"> </w:t>
+      </w:r>
       <w:r>
         <w:rPr>
           <w:rFonts w:ascii="Times New Roman" w:hAnsi="Times New Roman" w:cs="Times New Roman"/>
@@ -6208,7 +5780,6 @@
         </w:rPr>
         <w:t>makemigrations</w:t>
       </w:r>
-      <w:proofErr w:type="spellEnd"/>
     </w:p>
     <w:p>
       <w:pPr>
@@ -6327,7 +5898,6 @@
         </w:rPr>
         <w:t>.</w:t>
       </w:r>
-      <w:proofErr w:type="spellStart"/>
       <w:r>
         <w:rPr>
           <w:rFonts w:ascii="Times New Roman" w:hAnsi="Times New Roman" w:cs="Times New Roman"/>
@@ -6337,7 +5907,6 @@
         </w:rPr>
         <w:t>py</w:t>
       </w:r>
-      <w:proofErr w:type="spellEnd"/>
       <w:r>
         <w:rPr>
           <w:rFonts w:ascii="Times New Roman" w:hAnsi="Times New Roman" w:cs="Times New Roman"/>
@@ -6502,7 +6071,6 @@
         </w:rPr>
         <w:t xml:space="preserve"> </w:t>
       </w:r>
-      <w:proofErr w:type="spellStart"/>
       <w:r>
         <w:rPr>
           <w:rFonts w:ascii="Times New Roman" w:hAnsi="Times New Roman" w:cs="Times New Roman"/>
@@ -6511,7 +6079,6 @@
         </w:rPr>
         <w:t>news_category</w:t>
       </w:r>
-      <w:proofErr w:type="spellEnd"/>
       <w:r>
         <w:rPr>
           <w:rFonts w:ascii="Times New Roman" w:hAnsi="Times New Roman" w:cs="Times New Roman"/>
@@ -6575,7 +6142,6 @@
         </w:rPr>
         <w:t xml:space="preserve"> </w:t>
       </w:r>
-      <w:proofErr w:type="spellStart"/>
       <w:r>
         <w:rPr>
           <w:rFonts w:ascii="Times New Roman" w:hAnsi="Times New Roman" w:cs="Times New Roman"/>
@@ -6584,7 +6150,6 @@
         </w:rPr>
         <w:t>category_id</w:t>
       </w:r>
-      <w:proofErr w:type="spellEnd"/>
       <w:r>
         <w:rPr>
           <w:rFonts w:ascii="Times New Roman" w:hAnsi="Times New Roman" w:cs="Times New Roman"/>
@@ -6625,7 +6190,6 @@
         </w:rPr>
         <w:t xml:space="preserve"> </w:t>
       </w:r>
-      <w:proofErr w:type="spellStart"/>
       <w:r>
         <w:rPr>
           <w:rFonts w:ascii="Times New Roman" w:hAnsi="Times New Roman" w:cs="Times New Roman"/>
@@ -6634,7 +6198,6 @@
         </w:rPr>
         <w:t>news_news</w:t>
       </w:r>
-      <w:proofErr w:type="spellEnd"/>
       <w:r>
         <w:rPr>
           <w:rFonts w:ascii="Times New Roman" w:hAnsi="Times New Roman" w:cs="Times New Roman"/>
@@ -6794,36 +6357,8 @@
           <w:sz w:val="28"/>
           <w:szCs w:val="28"/>
         </w:rPr>
-        <w:t>Создание и применение миграций для моделей </w:t>
-      </w:r>
-      <w:proofErr w:type="spellStart"/>
-      <w:r>
-        <w:rPr>
-          <w:rFonts w:ascii="Times New Roman" w:hAnsi="Times New Roman" w:cs="Times New Roman"/>
-          <w:sz w:val="28"/>
-          <w:szCs w:val="28"/>
-        </w:rPr>
-        <w:t>Category</w:t>
-      </w:r>
-      <w:proofErr w:type="spellEnd"/>
-      <w:r>
-        <w:rPr>
-          <w:rFonts w:ascii="Times New Roman" w:hAnsi="Times New Roman" w:cs="Times New Roman"/>
-          <w:sz w:val="28"/>
-          <w:szCs w:val="28"/>
-        </w:rPr>
-        <w:t> и </w:t>
-      </w:r>
-      <w:proofErr w:type="spellStart"/>
-      <w:r>
-        <w:rPr>
-          <w:rFonts w:ascii="Times New Roman" w:hAnsi="Times New Roman" w:cs="Times New Roman"/>
-          <w:sz w:val="28"/>
-          <w:szCs w:val="28"/>
-        </w:rPr>
-        <w:t>News</w:t>
-      </w:r>
-      <w:proofErr w:type="spellEnd"/>
+        <w:t>Создание и применение миграций для моделей Category и News</w:t>
+      </w:r>
     </w:p>
     <w:p>
       <w:pPr>
@@ -6964,43 +6499,7 @@
           <w:sz w:val="28"/>
           <w:szCs w:val="28"/>
         </w:rPr>
-        <w:t>Структура базы данных после миграций (таблицы </w:t>
-      </w:r>
-      <w:proofErr w:type="spellStart"/>
-      <w:r>
-        <w:rPr>
-          <w:rFonts w:ascii="Times New Roman" w:hAnsi="Times New Roman" w:cs="Times New Roman"/>
-          <w:sz w:val="28"/>
-          <w:szCs w:val="28"/>
-        </w:rPr>
-        <w:t>news_category</w:t>
-      </w:r>
-      <w:proofErr w:type="spellEnd"/>
-      <w:r>
-        <w:rPr>
-          <w:rFonts w:ascii="Times New Roman" w:hAnsi="Times New Roman" w:cs="Times New Roman"/>
-          <w:sz w:val="28"/>
-          <w:szCs w:val="28"/>
-        </w:rPr>
-        <w:t> и </w:t>
-      </w:r>
-      <w:proofErr w:type="spellStart"/>
-      <w:r>
-        <w:rPr>
-          <w:rFonts w:ascii="Times New Roman" w:hAnsi="Times New Roman" w:cs="Times New Roman"/>
-          <w:sz w:val="28"/>
-          <w:szCs w:val="28"/>
-        </w:rPr>
-        <w:t>news_news</w:t>
-      </w:r>
-      <w:proofErr w:type="spellEnd"/>
-      <w:r>
-        <w:rPr>
-          <w:rFonts w:ascii="Times New Roman" w:hAnsi="Times New Roman" w:cs="Times New Roman"/>
-          <w:sz w:val="28"/>
-          <w:szCs w:val="28"/>
-        </w:rPr>
-        <w:t>)</w:t>
+        <w:t>Структура базы данных после миграций (таблицы news_category и news_news)</w:t>
       </w:r>
     </w:p>
     <w:p>
@@ -7138,43 +6637,7 @@
           <w:sz w:val="28"/>
           <w:szCs w:val="28"/>
         </w:rPr>
-        <w:t>Ограничения таблицы </w:t>
-      </w:r>
-      <w:proofErr w:type="spellStart"/>
-      <w:r>
-        <w:rPr>
-          <w:rFonts w:ascii="Times New Roman" w:hAnsi="Times New Roman" w:cs="Times New Roman"/>
-          <w:sz w:val="28"/>
-          <w:szCs w:val="28"/>
-        </w:rPr>
-        <w:t>news_news</w:t>
-      </w:r>
-      <w:proofErr w:type="spellEnd"/>
-      <w:r>
-        <w:rPr>
-          <w:rFonts w:ascii="Times New Roman" w:hAnsi="Times New Roman" w:cs="Times New Roman"/>
-          <w:sz w:val="28"/>
-          <w:szCs w:val="28"/>
-        </w:rPr>
-        <w:t> (внешний ключ на </w:t>
-      </w:r>
-      <w:proofErr w:type="spellStart"/>
-      <w:r>
-        <w:rPr>
-          <w:rFonts w:ascii="Times New Roman" w:hAnsi="Times New Roman" w:cs="Times New Roman"/>
-          <w:sz w:val="28"/>
-          <w:szCs w:val="28"/>
-        </w:rPr>
-        <w:t>news_category</w:t>
-      </w:r>
-      <w:proofErr w:type="spellEnd"/>
-      <w:r>
-        <w:rPr>
-          <w:rFonts w:ascii="Times New Roman" w:hAnsi="Times New Roman" w:cs="Times New Roman"/>
-          <w:sz w:val="28"/>
-          <w:szCs w:val="28"/>
-        </w:rPr>
-        <w:t>)</w:t>
+        <w:t>Ограничения таблицы news_news (внешний ключ на news_category)</w:t>
       </w:r>
     </w:p>
     <w:p>
@@ -7391,7 +6854,6 @@
         </w:rPr>
         <w:t xml:space="preserve"> </w:t>
       </w:r>
-      <w:proofErr w:type="spellStart"/>
       <w:r>
         <w:rPr>
           <w:rFonts w:ascii="Times New Roman" w:hAnsi="Times New Roman" w:cs="Times New Roman"/>
@@ -7402,7 +6864,6 @@
         </w:rPr>
         <w:t>Category</w:t>
       </w:r>
-      <w:proofErr w:type="spellEnd"/>
       <w:r>
         <w:rPr>
           <w:rFonts w:ascii="Times New Roman" w:hAnsi="Times New Roman" w:cs="Times New Roman"/>
@@ -7433,7 +6894,6 @@
         </w:rPr>
         <w:t xml:space="preserve"> </w:t>
       </w:r>
-      <w:proofErr w:type="spellStart"/>
       <w:r>
         <w:rPr>
           <w:rFonts w:ascii="Times New Roman" w:hAnsi="Times New Roman" w:cs="Times New Roman"/>
@@ -7444,7 +6904,6 @@
         </w:rPr>
         <w:t>админке</w:t>
       </w:r>
-      <w:proofErr w:type="spellEnd"/>
     </w:p>
     <w:p>
       <w:pPr>
@@ -7664,36 +7123,8 @@
           <w:sz w:val="28"/>
           <w:szCs w:val="28"/>
         </w:rPr>
-        <w:t>Настройка админ-панели для моделей </w:t>
-      </w:r>
-      <w:proofErr w:type="spellStart"/>
-      <w:r>
-        <w:rPr>
-          <w:rFonts w:ascii="Times New Roman" w:hAnsi="Times New Roman" w:cs="Times New Roman"/>
-          <w:sz w:val="28"/>
-          <w:szCs w:val="28"/>
-        </w:rPr>
-        <w:t>News</w:t>
-      </w:r>
-      <w:proofErr w:type="spellEnd"/>
-      <w:r>
-        <w:rPr>
-          <w:rFonts w:ascii="Times New Roman" w:hAnsi="Times New Roman" w:cs="Times New Roman"/>
-          <w:sz w:val="28"/>
-          <w:szCs w:val="28"/>
-        </w:rPr>
-        <w:t> и </w:t>
-      </w:r>
-      <w:proofErr w:type="spellStart"/>
-      <w:r>
-        <w:rPr>
-          <w:rFonts w:ascii="Times New Roman" w:hAnsi="Times New Roman" w:cs="Times New Roman"/>
-          <w:sz w:val="28"/>
-          <w:szCs w:val="28"/>
-        </w:rPr>
-        <w:t>Category</w:t>
-      </w:r>
-      <w:proofErr w:type="spellEnd"/>
+        <w:t>Настройка админ-панели для моделей News и Category</w:t>
+      </w:r>
     </w:p>
     <w:p>
       <w:pPr>
@@ -7780,7 +7211,6 @@
         </w:rPr>
         <w:t xml:space="preserve"> </w:t>
       </w:r>
-      <w:proofErr w:type="spellStart"/>
       <w:r>
         <w:rPr>
           <w:rFonts w:ascii="Times New Roman" w:hAnsi="Times New Roman" w:cs="Times New Roman"/>
@@ -7791,7 +7221,6 @@
         </w:rPr>
         <w:t>админке</w:t>
       </w:r>
-      <w:proofErr w:type="spellEnd"/>
     </w:p>
     <w:p>
       <w:pPr>
@@ -7851,7 +7280,6 @@
           <w:szCs w:val="28"/>
         </w:rPr>
       </w:pPr>
-      <w:proofErr w:type="spellStart"/>
       <w:r>
         <w:rPr>
           <w:rFonts w:ascii="Times New Roman" w:hAnsi="Times New Roman" w:cs="Times New Roman"/>
@@ -7860,7 +7288,6 @@
         </w:rPr>
         <w:t>python</w:t>
       </w:r>
-      <w:proofErr w:type="spellEnd"/>
       <w:r>
         <w:rPr>
           <w:rFonts w:ascii="Times New Roman" w:hAnsi="Times New Roman" w:cs="Times New Roman"/>
@@ -7885,7 +7312,6 @@
         </w:rPr>
         <w:t xml:space="preserve"> </w:t>
       </w:r>
-      <w:proofErr w:type="spellStart"/>
       <w:r>
         <w:rPr>
           <w:rFonts w:ascii="Times New Roman" w:hAnsi="Times New Roman" w:cs="Times New Roman"/>
@@ -7894,7 +7320,6 @@
         </w:rPr>
         <w:t>runserver</w:t>
       </w:r>
-      <w:proofErr w:type="spellEnd"/>
     </w:p>
     <w:p>
       <w:pPr>
@@ -8628,34 +8053,14 @@
         </w:rPr>
         <w:t xml:space="preserve"> </w:t>
       </w:r>
-      <w:proofErr w:type="spellStart"/>
-      <w:r>
-        <w:rPr>
-          <w:rFonts w:ascii="Times New Roman" w:hAnsi="Times New Roman" w:cs="Times New Roman"/>
-          <w:sz w:val="28"/>
-          <w:szCs w:val="28"/>
-        </w:rPr>
-        <w:t>blank</w:t>
-      </w:r>
-      <w:proofErr w:type="spellEnd"/>
-      <w:r>
-        <w:rPr>
-          <w:rFonts w:ascii="Times New Roman" w:hAnsi="Times New Roman" w:cs="Times New Roman"/>
-          <w:sz w:val="28"/>
-          <w:szCs w:val="28"/>
-        </w:rPr>
-        <w:t>=</w:t>
-      </w:r>
-      <w:proofErr w:type="spellStart"/>
-      <w:r>
-        <w:rPr>
-          <w:rFonts w:ascii="Times New Roman" w:hAnsi="Times New Roman" w:cs="Times New Roman"/>
-          <w:sz w:val="28"/>
-          <w:szCs w:val="28"/>
-        </w:rPr>
-        <w:t>True</w:t>
-      </w:r>
-      <w:proofErr w:type="spellEnd"/>
+      <w:r>
+        <w:rPr>
+          <w:rFonts w:ascii="Times New Roman" w:hAnsi="Times New Roman" w:cs="Times New Roman"/>
+          <w:sz w:val="28"/>
+          <w:szCs w:val="28"/>
+        </w:rPr>
+        <w:t>blank=True</w:t>
+      </w:r>
       <w:r>
         <w:rPr>
           <w:rFonts w:ascii="Times New Roman" w:hAnsi="Times New Roman" w:cs="Times New Roman"/>
@@ -9766,23 +9171,13 @@
         </w:rPr>
         <w:t xml:space="preserve"> </w:t>
       </w:r>
-      <w:proofErr w:type="spellStart"/>
-      <w:r>
-        <w:rPr>
-          <w:rFonts w:ascii="Times New Roman" w:hAnsi="Times New Roman" w:cs="Times New Roman"/>
-          <w:sz w:val="28"/>
-          <w:szCs w:val="28"/>
-        </w:rPr>
-        <w:t>Django</w:t>
-      </w:r>
-      <w:proofErr w:type="spellEnd"/>
-      <w:r>
-        <w:rPr>
-          <w:rFonts w:ascii="Times New Roman" w:hAnsi="Times New Roman" w:cs="Times New Roman"/>
-          <w:sz w:val="28"/>
-          <w:szCs w:val="28"/>
-        </w:rPr>
-        <w:t>.</w:t>
+      <w:r>
+        <w:rPr>
+          <w:rFonts w:ascii="Times New Roman" w:hAnsi="Times New Roman" w:cs="Times New Roman"/>
+          <w:sz w:val="28"/>
+          <w:szCs w:val="28"/>
+        </w:rPr>
+        <w:t>Django.</w:t>
       </w:r>
       <w:r>
         <w:rPr>
@@ -9890,35 +9285,16 @@
           <w:sz w:val="28"/>
           <w:szCs w:val="28"/>
         </w:rPr>
-        <w:t>(</w:t>
-      </w:r>
-      <w:proofErr w:type="spellStart"/>
-      <w:r>
-        <w:rPr>
-          <w:rFonts w:ascii="Times New Roman" w:hAnsi="Times New Roman" w:cs="Times New Roman"/>
-          <w:sz w:val="28"/>
-          <w:szCs w:val="28"/>
-        </w:rPr>
-        <w:t>ForeignKey</w:t>
-      </w:r>
-      <w:proofErr w:type="spellEnd"/>
-      <w:r>
-        <w:rPr>
-          <w:rFonts w:ascii="Times New Roman" w:hAnsi="Times New Roman" w:cs="Times New Roman"/>
-          <w:sz w:val="28"/>
-          <w:szCs w:val="28"/>
-        </w:rPr>
-        <w:t>,</w:t>
-      </w:r>
-      <w:r>
-        <w:rPr>
-          <w:rFonts w:ascii="Times New Roman" w:hAnsi="Times New Roman" w:cs="Times New Roman"/>
-          <w:sz w:val="28"/>
-          <w:szCs w:val="28"/>
-        </w:rPr>
-        <w:t xml:space="preserve"> </w:t>
-      </w:r>
-      <w:proofErr w:type="spellStart"/>
+        <w:t>(ForeignKey,</w:t>
+      </w:r>
+      <w:r>
+        <w:rPr>
+          <w:rFonts w:ascii="Times New Roman" w:hAnsi="Times New Roman" w:cs="Times New Roman"/>
+          <w:sz w:val="28"/>
+          <w:szCs w:val="28"/>
+        </w:rPr>
+        <w:t xml:space="preserve"> </w:t>
+      </w:r>
       <w:r>
         <w:rPr>
           <w:rFonts w:ascii="Times New Roman" w:hAnsi="Times New Roman" w:cs="Times New Roman"/>
@@ -9927,7 +9303,6 @@
         </w:rPr>
         <w:t>ManyToManyField</w:t>
       </w:r>
-      <w:proofErr w:type="spellEnd"/>
       <w:r>
         <w:rPr>
           <w:rFonts w:ascii="Times New Roman" w:hAnsi="Times New Roman" w:cs="Times New Roman"/>
@@ -9952,23 +9327,13 @@
         </w:rPr>
         <w:t xml:space="preserve"> </w:t>
       </w:r>
-      <w:proofErr w:type="spellStart"/>
-      <w:r>
-        <w:rPr>
-          <w:rFonts w:ascii="Times New Roman" w:hAnsi="Times New Roman" w:cs="Times New Roman"/>
-          <w:sz w:val="28"/>
-          <w:szCs w:val="28"/>
-        </w:rPr>
-        <w:t>OneToOneField</w:t>
-      </w:r>
-      <w:proofErr w:type="spellEnd"/>
-      <w:r>
-        <w:rPr>
-          <w:rFonts w:ascii="Times New Roman" w:hAnsi="Times New Roman" w:cs="Times New Roman"/>
-          <w:sz w:val="28"/>
-          <w:szCs w:val="28"/>
-        </w:rPr>
-        <w:t>).</w:t>
+      <w:r>
+        <w:rPr>
+          <w:rFonts w:ascii="Times New Roman" w:hAnsi="Times New Roman" w:cs="Times New Roman"/>
+          <w:sz w:val="28"/>
+          <w:szCs w:val="28"/>
+        </w:rPr>
+        <w:t>OneToOneField).</w:t>
       </w:r>
       <w:r>
         <w:rPr>
@@ -10067,9 +9432,8 @@
           <w:szCs w:val="28"/>
           <w:lang w:val="en-US"/>
         </w:rPr>
-        <w:t>(</w:t>
-      </w:r>
-      <w:proofErr w:type="spellStart"/>
+        <w:t>(on_delete,</w:t>
+      </w:r>
       <w:r>
         <w:rPr>
           <w:rFonts w:ascii="Times New Roman" w:hAnsi="Times New Roman" w:cs="Times New Roman"/>
@@ -10077,9 +9441,8 @@
           <w:szCs w:val="28"/>
           <w:lang w:val="en-US"/>
         </w:rPr>
-        <w:t>on_delete</w:t>
-      </w:r>
-      <w:proofErr w:type="spellEnd"/>
+        <w:t xml:space="preserve"> </w:t>
+      </w:r>
       <w:r>
         <w:rPr>
           <w:rFonts w:ascii="Times New Roman" w:hAnsi="Times New Roman" w:cs="Times New Roman"/>
@@ -10087,36 +9450,7 @@
           <w:szCs w:val="28"/>
           <w:lang w:val="en-US"/>
         </w:rPr>
-        <w:t>,</w:t>
-      </w:r>
-      <w:r>
-        <w:rPr>
-          <w:rFonts w:ascii="Times New Roman" w:hAnsi="Times New Roman" w:cs="Times New Roman"/>
-          <w:sz w:val="28"/>
-          <w:szCs w:val="28"/>
-          <w:lang w:val="en-US"/>
-        </w:rPr>
-        <w:t xml:space="preserve"> </w:t>
-      </w:r>
-      <w:proofErr w:type="spellStart"/>
-      <w:r>
-        <w:rPr>
-          <w:rFonts w:ascii="Times New Roman" w:hAnsi="Times New Roman" w:cs="Times New Roman"/>
-          <w:sz w:val="28"/>
-          <w:szCs w:val="28"/>
-          <w:lang w:val="en-US"/>
-        </w:rPr>
-        <w:t>related_name</w:t>
-      </w:r>
-      <w:proofErr w:type="spellEnd"/>
-      <w:r>
-        <w:rPr>
-          <w:rFonts w:ascii="Times New Roman" w:hAnsi="Times New Roman" w:cs="Times New Roman"/>
-          <w:sz w:val="28"/>
-          <w:szCs w:val="28"/>
-          <w:lang w:val="en-US"/>
-        </w:rPr>
-        <w:t>,</w:t>
+        <w:t>related_name,</w:t>
       </w:r>
       <w:r>
         <w:rPr>
@@ -10515,103 +9849,55 @@
           <w:sz w:val="28"/>
           <w:szCs w:val="28"/>
         </w:rPr>
-        <w:t>(</w:t>
-      </w:r>
-      <w:proofErr w:type="spellStart"/>
-      <w:r>
-        <w:rPr>
-          <w:rFonts w:ascii="Times New Roman" w:hAnsi="Times New Roman" w:cs="Times New Roman"/>
-          <w:sz w:val="28"/>
-          <w:szCs w:val="28"/>
-        </w:rPr>
-        <w:t>list_display</w:t>
-      </w:r>
-      <w:proofErr w:type="spellEnd"/>
-      <w:r>
-        <w:rPr>
-          <w:rFonts w:ascii="Times New Roman" w:hAnsi="Times New Roman" w:cs="Times New Roman"/>
-          <w:sz w:val="28"/>
-          <w:szCs w:val="28"/>
-        </w:rPr>
-        <w:t>,</w:t>
-      </w:r>
-      <w:r>
-        <w:rPr>
-          <w:rFonts w:ascii="Times New Roman" w:hAnsi="Times New Roman" w:cs="Times New Roman"/>
-          <w:sz w:val="28"/>
-          <w:szCs w:val="28"/>
-        </w:rPr>
-        <w:t xml:space="preserve"> </w:t>
-      </w:r>
-      <w:proofErr w:type="spellStart"/>
-      <w:r>
-        <w:rPr>
-          <w:rFonts w:ascii="Times New Roman" w:hAnsi="Times New Roman" w:cs="Times New Roman"/>
-          <w:sz w:val="28"/>
-          <w:szCs w:val="28"/>
-        </w:rPr>
-        <w:t>list_filter</w:t>
-      </w:r>
-      <w:proofErr w:type="spellEnd"/>
-      <w:r>
-        <w:rPr>
-          <w:rFonts w:ascii="Times New Roman" w:hAnsi="Times New Roman" w:cs="Times New Roman"/>
-          <w:sz w:val="28"/>
-          <w:szCs w:val="28"/>
-        </w:rPr>
-        <w:t>,</w:t>
-      </w:r>
-      <w:r>
-        <w:rPr>
-          <w:rFonts w:ascii="Times New Roman" w:hAnsi="Times New Roman" w:cs="Times New Roman"/>
-          <w:sz w:val="28"/>
-          <w:szCs w:val="28"/>
-        </w:rPr>
-        <w:t xml:space="preserve"> </w:t>
-      </w:r>
-      <w:proofErr w:type="spellStart"/>
-      <w:r>
-        <w:rPr>
-          <w:rFonts w:ascii="Times New Roman" w:hAnsi="Times New Roman" w:cs="Times New Roman"/>
-          <w:sz w:val="28"/>
-          <w:szCs w:val="28"/>
-        </w:rPr>
-        <w:t>list_editable</w:t>
-      </w:r>
-      <w:proofErr w:type="spellEnd"/>
-      <w:r>
-        <w:rPr>
-          <w:rFonts w:ascii="Times New Roman" w:hAnsi="Times New Roman" w:cs="Times New Roman"/>
-          <w:sz w:val="28"/>
-          <w:szCs w:val="28"/>
-        </w:rPr>
-        <w:t>,</w:t>
-      </w:r>
-      <w:r>
-        <w:rPr>
-          <w:rFonts w:ascii="Times New Roman" w:hAnsi="Times New Roman" w:cs="Times New Roman"/>
-          <w:sz w:val="28"/>
-          <w:szCs w:val="28"/>
-        </w:rPr>
-        <w:t xml:space="preserve"> </w:t>
-      </w:r>
-      <w:proofErr w:type="spellStart"/>
-      <w:r>
-        <w:rPr>
-          <w:rFonts w:ascii="Times New Roman" w:hAnsi="Times New Roman" w:cs="Times New Roman"/>
-          <w:sz w:val="28"/>
-          <w:szCs w:val="28"/>
-        </w:rPr>
-        <w:t>search_fields</w:t>
-      </w:r>
-      <w:proofErr w:type="spellEnd"/>
-      <w:r>
-        <w:rPr>
-          <w:rFonts w:ascii="Times New Roman" w:hAnsi="Times New Roman" w:cs="Times New Roman"/>
-          <w:sz w:val="28"/>
-          <w:szCs w:val="28"/>
-        </w:rPr>
-        <w:t>).</w:t>
+        <w:t>(list_display,</w:t>
+      </w:r>
+      <w:r>
+        <w:rPr>
+          <w:rFonts w:ascii="Times New Roman" w:hAnsi="Times New Roman" w:cs="Times New Roman"/>
+          <w:sz w:val="28"/>
+          <w:szCs w:val="28"/>
+        </w:rPr>
+        <w:t xml:space="preserve"> </w:t>
+      </w:r>
+      <w:r>
+        <w:rPr>
+          <w:rFonts w:ascii="Times New Roman" w:hAnsi="Times New Roman" w:cs="Times New Roman"/>
+          <w:sz w:val="28"/>
+          <w:szCs w:val="28"/>
+        </w:rPr>
+        <w:t>list_filter,</w:t>
+      </w:r>
+      <w:r>
+        <w:rPr>
+          <w:rFonts w:ascii="Times New Roman" w:hAnsi="Times New Roman" w:cs="Times New Roman"/>
+          <w:sz w:val="28"/>
+          <w:szCs w:val="28"/>
+        </w:rPr>
+        <w:t xml:space="preserve"> </w:t>
+      </w:r>
+      <w:r>
+        <w:rPr>
+          <w:rFonts w:ascii="Times New Roman" w:hAnsi="Times New Roman" w:cs="Times New Roman"/>
+          <w:sz w:val="28"/>
+          <w:szCs w:val="28"/>
+        </w:rPr>
+        <w:t>list_editable,</w:t>
+      </w:r>
+      <w:r>
+        <w:rPr>
+          <w:rFonts w:ascii="Times New Roman" w:hAnsi="Times New Roman" w:cs="Times New Roman"/>
+          <w:sz w:val="28"/>
+          <w:szCs w:val="28"/>
+        </w:rPr>
+        <w:t xml:space="preserve"> </w:t>
+      </w:r>
+      <w:r>
+        <w:rPr>
+          <w:rFonts w:ascii="Times New Roman" w:hAnsi="Times New Roman" w:cs="Times New Roman"/>
+          <w:sz w:val="28"/>
+          <w:szCs w:val="28"/>
+        </w:rPr>
+        <w:t>search_fields).</w:t>
       </w:r>
       <w:r>
         <w:rPr>
@@ -11143,7 +10429,6 @@
         </w:rPr>
         <w:t xml:space="preserve"> </w:t>
       </w:r>
-      <w:proofErr w:type="spellStart"/>
       <w:r>
         <w:rPr>
           <w:rFonts w:ascii="Times New Roman" w:hAnsi="Times New Roman" w:cs="Times New Roman"/>
@@ -11152,7 +10437,6 @@
         </w:rPr>
         <w:t>Category</w:t>
       </w:r>
-      <w:proofErr w:type="spellEnd"/>
       <w:r>
         <w:rPr>
           <w:rFonts w:ascii="Times New Roman" w:hAnsi="Times New Roman" w:cs="Times New Roman"/>
@@ -11177,23 +10461,13 @@
         </w:rPr>
         <w:t xml:space="preserve"> </w:t>
       </w:r>
-      <w:proofErr w:type="spellStart"/>
-      <w:r>
-        <w:rPr>
-          <w:rFonts w:ascii="Times New Roman" w:hAnsi="Times New Roman" w:cs="Times New Roman"/>
-          <w:sz w:val="28"/>
-          <w:szCs w:val="28"/>
-        </w:rPr>
-        <w:t>slug</w:t>
-      </w:r>
-      <w:proofErr w:type="spellEnd"/>
-      <w:r>
-        <w:rPr>
-          <w:rFonts w:ascii="Times New Roman" w:hAnsi="Times New Roman" w:cs="Times New Roman"/>
-          <w:sz w:val="28"/>
-          <w:szCs w:val="28"/>
-        </w:rPr>
-        <w:t>,</w:t>
+      <w:r>
+        <w:rPr>
+          <w:rFonts w:ascii="Times New Roman" w:hAnsi="Times New Roman" w:cs="Times New Roman"/>
+          <w:sz w:val="28"/>
+          <w:szCs w:val="28"/>
+        </w:rPr>
+        <w:t>slug,</w:t>
       </w:r>
       <w:r>
         <w:rPr>
@@ -11279,7 +10553,6 @@
         </w:rPr>
         <w:t xml:space="preserve"> </w:t>
       </w:r>
-      <w:proofErr w:type="spellStart"/>
       <w:r>
         <w:rPr>
           <w:rFonts w:ascii="Times New Roman" w:hAnsi="Times New Roman" w:cs="Times New Roman"/>
@@ -11288,7 +10561,6 @@
         </w:rPr>
         <w:t>News</w:t>
       </w:r>
-      <w:proofErr w:type="spellEnd"/>
       <w:r>
         <w:rPr>
           <w:rFonts w:ascii="Times New Roman" w:hAnsi="Times New Roman" w:cs="Times New Roman"/>
@@ -11426,7 +10698,6 @@
         </w:rPr>
         <w:t xml:space="preserve"> </w:t>
       </w:r>
-      <w:proofErr w:type="spellStart"/>
       <w:r>
         <w:rPr>
           <w:rFonts w:ascii="Times New Roman" w:hAnsi="Times New Roman" w:cs="Times New Roman"/>
@@ -11436,7 +10707,6 @@
         </w:rPr>
         <w:t>ForeignKey</w:t>
       </w:r>
-      <w:proofErr w:type="spellEnd"/>
       <w:r>
         <w:rPr>
           <w:rFonts w:ascii="Times New Roman" w:hAnsi="Times New Roman" w:cs="Times New Roman"/>
@@ -11459,7 +10729,6 @@
           <w:lang w:val="en-US"/>
         </w:rPr>
       </w:pPr>
-      <w:proofErr w:type="spellStart"/>
       <w:r>
         <w:rPr>
           <w:rFonts w:ascii="Times New Roman" w:hAnsi="Times New Roman" w:cs="Times New Roman"/>
@@ -11469,7 +10738,6 @@
         </w:rPr>
         <w:t>on_delete</w:t>
       </w:r>
-      <w:proofErr w:type="spellEnd"/>
       <w:r>
         <w:rPr>
           <w:rFonts w:ascii="Times New Roman" w:hAnsi="Times New Roman" w:cs="Times New Roman"/>
@@ -11559,7 +10827,6 @@
         </w:rPr>
         <w:t xml:space="preserve"> </w:t>
       </w:r>
-      <w:proofErr w:type="spellStart"/>
       <w:r>
         <w:rPr>
           <w:rFonts w:ascii="Times New Roman" w:hAnsi="Times New Roman" w:cs="Times New Roman"/>
@@ -11568,7 +10835,6 @@
         </w:rPr>
         <w:t>list_display</w:t>
       </w:r>
-      <w:proofErr w:type="spellEnd"/>
       <w:r>
         <w:rPr>
           <w:rFonts w:ascii="Times New Roman" w:hAnsi="Times New Roman" w:cs="Times New Roman"/>
@@ -11609,7 +10875,6 @@
         </w:rPr>
         <w:t xml:space="preserve"> </w:t>
       </w:r>
-      <w:proofErr w:type="spellStart"/>
       <w:r>
         <w:rPr>
           <w:rFonts w:ascii="Times New Roman" w:hAnsi="Times New Roman" w:cs="Times New Roman"/>
@@ -11618,7 +10883,6 @@
         </w:rPr>
         <w:t>list_filter</w:t>
       </w:r>
-      <w:proofErr w:type="spellEnd"/>
       <w:r>
         <w:rPr>
           <w:rFonts w:ascii="Times New Roman" w:hAnsi="Times New Roman" w:cs="Times New Roman"/>
@@ -11705,7 +10969,6 @@
         </w:rPr>
         <w:t xml:space="preserve"> </w:t>
       </w:r>
-      <w:proofErr w:type="spellStart"/>
       <w:r>
         <w:rPr>
           <w:rFonts w:ascii="Times New Roman" w:hAnsi="Times New Roman" w:cs="Times New Roman"/>
@@ -11716,7 +10979,6 @@
         </w:rPr>
         <w:t>Category</w:t>
       </w:r>
-      <w:proofErr w:type="spellEnd"/>
     </w:p>
     <w:p>
       <w:pPr>
@@ -11846,61 +11108,7 @@
           <w:sz w:val="28"/>
           <w:szCs w:val="28"/>
         </w:rPr>
-        <w:t>Модель </w:t>
-      </w:r>
-      <w:proofErr w:type="spellStart"/>
-      <w:r>
-        <w:rPr>
-          <w:rFonts w:ascii="Times New Roman" w:hAnsi="Times New Roman" w:cs="Times New Roman"/>
-          <w:sz w:val="28"/>
-          <w:szCs w:val="28"/>
-        </w:rPr>
-        <w:t>Category</w:t>
-      </w:r>
-      <w:proofErr w:type="spellEnd"/>
-      <w:r>
-        <w:rPr>
-          <w:rFonts w:ascii="Times New Roman" w:hAnsi="Times New Roman" w:cs="Times New Roman"/>
-          <w:sz w:val="28"/>
-          <w:szCs w:val="28"/>
-        </w:rPr>
-        <w:t> для индивидуального задания (с полями </w:t>
-      </w:r>
-      <w:proofErr w:type="spellStart"/>
-      <w:r>
-        <w:rPr>
-          <w:rFonts w:ascii="Times New Roman" w:hAnsi="Times New Roman" w:cs="Times New Roman"/>
-          <w:sz w:val="28"/>
-          <w:szCs w:val="28"/>
-        </w:rPr>
-        <w:t>slug</w:t>
-      </w:r>
-      <w:proofErr w:type="spellEnd"/>
-      <w:r>
-        <w:rPr>
-          <w:rFonts w:ascii="Times New Roman" w:hAnsi="Times New Roman" w:cs="Times New Roman"/>
-          <w:sz w:val="28"/>
-          <w:szCs w:val="28"/>
-        </w:rPr>
-        <w:t> и </w:t>
-      </w:r>
-      <w:proofErr w:type="spellStart"/>
-      <w:r>
-        <w:rPr>
-          <w:rFonts w:ascii="Times New Roman" w:hAnsi="Times New Roman" w:cs="Times New Roman"/>
-          <w:sz w:val="28"/>
-          <w:szCs w:val="28"/>
-        </w:rPr>
-        <w:t>description</w:t>
-      </w:r>
-      <w:proofErr w:type="spellEnd"/>
-      <w:r>
-        <w:rPr>
-          <w:rFonts w:ascii="Times New Roman" w:hAnsi="Times New Roman" w:cs="Times New Roman"/>
-          <w:sz w:val="28"/>
-          <w:szCs w:val="28"/>
-        </w:rPr>
-        <w:t>)</w:t>
+        <w:t>Модель Category для индивидуального задания (с полями slug и description)</w:t>
       </w:r>
     </w:p>
     <w:p>
@@ -11957,7 +11165,6 @@
         </w:rPr>
         <w:t xml:space="preserve"> </w:t>
       </w:r>
-      <w:proofErr w:type="spellStart"/>
       <w:r>
         <w:rPr>
           <w:rFonts w:ascii="Times New Roman" w:hAnsi="Times New Roman" w:cs="Times New Roman"/>
@@ -11968,7 +11175,6 @@
         </w:rPr>
         <w:t>News</w:t>
       </w:r>
-      <w:proofErr w:type="spellEnd"/>
     </w:p>
     <w:p>
       <w:pPr>
@@ -11984,41 +11190,13 @@
           <w:szCs w:val="28"/>
         </w:rPr>
       </w:pPr>
-      <w:proofErr w:type="spellStart"/>
-      <w:r>
-        <w:rPr>
-          <w:rFonts w:ascii="Times New Roman" w:hAnsi="Times New Roman" w:cs="Times New Roman"/>
-          <w:sz w:val="28"/>
-          <w:szCs w:val="28"/>
-        </w:rPr>
-        <w:t>related_name</w:t>
-      </w:r>
-      <w:proofErr w:type="spellEnd"/>
-      <w:r>
-        <w:rPr>
-          <w:rFonts w:ascii="Times New Roman" w:hAnsi="Times New Roman" w:cs="Times New Roman"/>
-          <w:sz w:val="28"/>
-          <w:szCs w:val="28"/>
-        </w:rPr>
-        <w:t>='</w:t>
-      </w:r>
-      <w:proofErr w:type="spellStart"/>
-      <w:r>
-        <w:rPr>
-          <w:rFonts w:ascii="Times New Roman" w:hAnsi="Times New Roman" w:cs="Times New Roman"/>
-          <w:sz w:val="28"/>
-          <w:szCs w:val="28"/>
-        </w:rPr>
-        <w:t>news</w:t>
-      </w:r>
-      <w:proofErr w:type="spellEnd"/>
-      <w:r>
-        <w:rPr>
-          <w:rFonts w:ascii="Times New Roman" w:hAnsi="Times New Roman" w:cs="Times New Roman"/>
-          <w:sz w:val="28"/>
-          <w:szCs w:val="28"/>
-        </w:rPr>
-        <w:t>'</w:t>
+      <w:r>
+        <w:rPr>
+          <w:rFonts w:ascii="Times New Roman" w:hAnsi="Times New Roman" w:cs="Times New Roman"/>
+          <w:sz w:val="28"/>
+          <w:szCs w:val="28"/>
+        </w:rPr>
+        <w:t>related_name='news'</w:t>
       </w:r>
       <w:r>
         <w:rPr>
@@ -12108,23 +11286,13 @@
         </w:rPr>
         <w:t xml:space="preserve"> </w:t>
       </w:r>
-      <w:proofErr w:type="spellStart"/>
-      <w:r>
-        <w:rPr>
-          <w:rFonts w:ascii="Times New Roman" w:hAnsi="Times New Roman" w:cs="Times New Roman"/>
-          <w:sz w:val="28"/>
-          <w:szCs w:val="28"/>
-        </w:rPr>
-        <w:t>category.news.all</w:t>
-      </w:r>
-      <w:proofErr w:type="spellEnd"/>
-      <w:r>
-        <w:rPr>
-          <w:rFonts w:ascii="Times New Roman" w:hAnsi="Times New Roman" w:cs="Times New Roman"/>
-          <w:sz w:val="28"/>
-          <w:szCs w:val="28"/>
-        </w:rPr>
-        <w:t>().</w:t>
+      <w:r>
+        <w:rPr>
+          <w:rFonts w:ascii="Times New Roman" w:hAnsi="Times New Roman" w:cs="Times New Roman"/>
+          <w:sz w:val="28"/>
+          <w:szCs w:val="28"/>
+        </w:rPr>
+        <w:t>category.news.all().</w:t>
       </w:r>
     </w:p>
     <w:p>
@@ -12141,34 +11309,14 @@
           <w:szCs w:val="28"/>
         </w:rPr>
       </w:pPr>
-      <w:proofErr w:type="spellStart"/>
-      <w:r>
-        <w:rPr>
-          <w:rFonts w:ascii="Times New Roman" w:hAnsi="Times New Roman" w:cs="Times New Roman"/>
-          <w:sz w:val="28"/>
-          <w:szCs w:val="28"/>
-        </w:rPr>
-        <w:t>on_delete</w:t>
-      </w:r>
-      <w:proofErr w:type="spellEnd"/>
-      <w:r>
-        <w:rPr>
-          <w:rFonts w:ascii="Times New Roman" w:hAnsi="Times New Roman" w:cs="Times New Roman"/>
-          <w:sz w:val="28"/>
-          <w:szCs w:val="28"/>
-        </w:rPr>
-        <w:t>=</w:t>
-      </w:r>
-      <w:proofErr w:type="spellStart"/>
-      <w:r>
-        <w:rPr>
-          <w:rFonts w:ascii="Times New Roman" w:hAnsi="Times New Roman" w:cs="Times New Roman"/>
-          <w:sz w:val="28"/>
-          <w:szCs w:val="28"/>
-        </w:rPr>
-        <w:t>models.PROTECT</w:t>
-      </w:r>
-      <w:proofErr w:type="spellEnd"/>
+      <w:r>
+        <w:rPr>
+          <w:rFonts w:ascii="Times New Roman" w:hAnsi="Times New Roman" w:cs="Times New Roman"/>
+          <w:sz w:val="28"/>
+          <w:szCs w:val="28"/>
+        </w:rPr>
+        <w:t>on_delete=models.PROTECT</w:t>
+      </w:r>
       <w:r>
         <w:rPr>
           <w:rFonts w:ascii="Times New Roman" w:hAnsi="Times New Roman" w:cs="Times New Roman"/>
@@ -12509,7 +11657,6 @@
         </w:rPr>
         <w:t xml:space="preserve"> </w:t>
       </w:r>
-      <w:proofErr w:type="spellStart"/>
       <w:r>
         <w:rPr>
           <w:rFonts w:ascii="Times New Roman" w:hAnsi="Times New Roman" w:cs="Times New Roman"/>
@@ -12519,7 +11666,6 @@
         </w:rPr>
         <w:t>makemigrations</w:t>
       </w:r>
-      <w:proofErr w:type="spellEnd"/>
     </w:p>
     <w:p>
       <w:pPr>
@@ -12749,29 +11895,7 @@
           <w:sz w:val="28"/>
           <w:szCs w:val="28"/>
         </w:rPr>
-        <w:t xml:space="preserve">4. Настройте </w:t>
-      </w:r>
-      <w:proofErr w:type="spellStart"/>
-      <w:r>
-        <w:rPr>
-          <w:rFonts w:ascii="Times New Roman" w:hAnsi="Times New Roman" w:cs="Times New Roman"/>
-          <w:b/>
-          <w:bCs/>
-          <w:sz w:val="28"/>
-          <w:szCs w:val="28"/>
-        </w:rPr>
-        <w:t>админку</w:t>
-      </w:r>
-      <w:proofErr w:type="spellEnd"/>
-      <w:r>
-        <w:rPr>
-          <w:rFonts w:ascii="Times New Roman" w:hAnsi="Times New Roman" w:cs="Times New Roman"/>
-          <w:b/>
-          <w:bCs/>
-          <w:sz w:val="28"/>
-          <w:szCs w:val="28"/>
-        </w:rPr>
-        <w:t xml:space="preserve"> news/admin.py</w:t>
+        <w:t>4. Настройте админку news/admin.py</w:t>
       </w:r>
     </w:p>
     <w:p>
@@ -12841,59 +11965,13 @@
           <w:szCs w:val="28"/>
         </w:rPr>
       </w:pPr>
-      <w:proofErr w:type="spellStart"/>
-      <w:r>
-        <w:rPr>
-          <w:rFonts w:ascii="Times New Roman" w:hAnsi="Times New Roman" w:cs="Times New Roman"/>
-          <w:sz w:val="28"/>
-          <w:szCs w:val="28"/>
-        </w:rPr>
-        <w:t>list_display</w:t>
-      </w:r>
-      <w:proofErr w:type="spellEnd"/>
-      <w:r>
-        <w:rPr>
-          <w:rFonts w:ascii="Times New Roman" w:hAnsi="Times New Roman" w:cs="Times New Roman"/>
-          <w:sz w:val="28"/>
-          <w:szCs w:val="28"/>
-        </w:rPr>
-        <w:t xml:space="preserve"> в </w:t>
-      </w:r>
-      <w:proofErr w:type="spellStart"/>
-      <w:r>
-        <w:rPr>
-          <w:rFonts w:ascii="Times New Roman" w:hAnsi="Times New Roman" w:cs="Times New Roman"/>
-          <w:sz w:val="28"/>
-          <w:szCs w:val="28"/>
-        </w:rPr>
-        <w:t>NewsAdmin</w:t>
-      </w:r>
-      <w:proofErr w:type="spellEnd"/>
-      <w:r>
-        <w:rPr>
-          <w:rFonts w:ascii="Times New Roman" w:hAnsi="Times New Roman" w:cs="Times New Roman"/>
-          <w:sz w:val="28"/>
-          <w:szCs w:val="28"/>
-        </w:rPr>
-        <w:t xml:space="preserve"> содержит </w:t>
-      </w:r>
-      <w:proofErr w:type="spellStart"/>
-      <w:r>
-        <w:rPr>
-          <w:rFonts w:ascii="Times New Roman" w:hAnsi="Times New Roman" w:cs="Times New Roman"/>
-          <w:sz w:val="28"/>
-          <w:szCs w:val="28"/>
-        </w:rPr>
-        <w:t>category</w:t>
-      </w:r>
-      <w:proofErr w:type="spellEnd"/>
-      <w:r>
-        <w:rPr>
-          <w:rFonts w:ascii="Times New Roman" w:hAnsi="Times New Roman" w:cs="Times New Roman"/>
-          <w:sz w:val="28"/>
-          <w:szCs w:val="28"/>
-        </w:rPr>
-        <w:t xml:space="preserve"> – это требование варианта.</w:t>
+      <w:r>
+        <w:rPr>
+          <w:rFonts w:ascii="Times New Roman" w:hAnsi="Times New Roman" w:cs="Times New Roman"/>
+          <w:sz w:val="28"/>
+          <w:szCs w:val="28"/>
+        </w:rPr>
+        <w:t>list_display в NewsAdmin содержит category – это требование варианта.</w:t>
       </w:r>
     </w:p>
     <w:p>
@@ -12910,59 +11988,13 @@
           <w:szCs w:val="28"/>
         </w:rPr>
       </w:pPr>
-      <w:proofErr w:type="spellStart"/>
-      <w:r>
-        <w:rPr>
-          <w:rFonts w:ascii="Times New Roman" w:hAnsi="Times New Roman" w:cs="Times New Roman"/>
-          <w:sz w:val="28"/>
-          <w:szCs w:val="28"/>
-        </w:rPr>
-        <w:t>list_filter</w:t>
-      </w:r>
-      <w:proofErr w:type="spellEnd"/>
-      <w:r>
-        <w:rPr>
-          <w:rFonts w:ascii="Times New Roman" w:hAnsi="Times New Roman" w:cs="Times New Roman"/>
-          <w:sz w:val="28"/>
-          <w:szCs w:val="28"/>
-        </w:rPr>
-        <w:t xml:space="preserve"> = ('</w:t>
-      </w:r>
-      <w:proofErr w:type="spellStart"/>
-      <w:r>
-        <w:rPr>
-          <w:rFonts w:ascii="Times New Roman" w:hAnsi="Times New Roman" w:cs="Times New Roman"/>
-          <w:sz w:val="28"/>
-          <w:szCs w:val="28"/>
-        </w:rPr>
-        <w:t>is_published</w:t>
-      </w:r>
-      <w:proofErr w:type="spellEnd"/>
-      <w:r>
-        <w:rPr>
-          <w:rFonts w:ascii="Times New Roman" w:hAnsi="Times New Roman" w:cs="Times New Roman"/>
-          <w:sz w:val="28"/>
-          <w:szCs w:val="28"/>
-        </w:rPr>
-        <w:t>', '</w:t>
-      </w:r>
-      <w:proofErr w:type="spellStart"/>
-      <w:r>
-        <w:rPr>
-          <w:rFonts w:ascii="Times New Roman" w:hAnsi="Times New Roman" w:cs="Times New Roman"/>
-          <w:sz w:val="28"/>
-          <w:szCs w:val="28"/>
-        </w:rPr>
-        <w:t>category</w:t>
-      </w:r>
-      <w:proofErr w:type="spellEnd"/>
-      <w:r>
-        <w:rPr>
-          <w:rFonts w:ascii="Times New Roman" w:hAnsi="Times New Roman" w:cs="Times New Roman"/>
-          <w:sz w:val="28"/>
-          <w:szCs w:val="28"/>
-        </w:rPr>
-        <w:t xml:space="preserve">') – панель фильтров справа по категории и статусу. </w:t>
+      <w:r>
+        <w:rPr>
+          <w:rFonts w:ascii="Times New Roman" w:hAnsi="Times New Roman" w:cs="Times New Roman"/>
+          <w:sz w:val="28"/>
+          <w:szCs w:val="28"/>
+        </w:rPr>
+        <w:t xml:space="preserve">list_filter = ('is_published', 'category') – панель фильтров справа по категории и статусу. </w:t>
       </w:r>
     </w:p>
     <w:p>
@@ -12979,41 +12011,13 @@
           <w:szCs w:val="28"/>
         </w:rPr>
       </w:pPr>
-      <w:proofErr w:type="spellStart"/>
-      <w:r>
-        <w:rPr>
-          <w:rFonts w:ascii="Times New Roman" w:hAnsi="Times New Roman" w:cs="Times New Roman"/>
-          <w:sz w:val="28"/>
-          <w:szCs w:val="28"/>
-        </w:rPr>
-        <w:t>search_fields</w:t>
-      </w:r>
-      <w:proofErr w:type="spellEnd"/>
-      <w:r>
-        <w:rPr>
-          <w:rFonts w:ascii="Times New Roman" w:hAnsi="Times New Roman" w:cs="Times New Roman"/>
-          <w:sz w:val="28"/>
-          <w:szCs w:val="28"/>
-        </w:rPr>
-        <w:t xml:space="preserve"> = ('</w:t>
-      </w:r>
-      <w:proofErr w:type="spellStart"/>
-      <w:r>
-        <w:rPr>
-          <w:rFonts w:ascii="Times New Roman" w:hAnsi="Times New Roman" w:cs="Times New Roman"/>
-          <w:sz w:val="28"/>
-          <w:szCs w:val="28"/>
-        </w:rPr>
-        <w:t>title</w:t>
-      </w:r>
-      <w:proofErr w:type="spellEnd"/>
-      <w:r>
-        <w:rPr>
-          <w:rFonts w:ascii="Times New Roman" w:hAnsi="Times New Roman" w:cs="Times New Roman"/>
-          <w:sz w:val="28"/>
-          <w:szCs w:val="28"/>
-        </w:rPr>
-        <w:t xml:space="preserve">',) </w:t>
+      <w:r>
+        <w:rPr>
+          <w:rFonts w:ascii="Times New Roman" w:hAnsi="Times New Roman" w:cs="Times New Roman"/>
+          <w:sz w:val="28"/>
+          <w:szCs w:val="28"/>
+        </w:rPr>
+        <w:t xml:space="preserve">search_fields = ('title',) </w:t>
       </w:r>
     </w:p>
     <w:p>
@@ -13030,41 +12034,13 @@
           <w:szCs w:val="28"/>
         </w:rPr>
       </w:pPr>
-      <w:proofErr w:type="spellStart"/>
-      <w:r>
-        <w:rPr>
-          <w:rFonts w:ascii="Times New Roman" w:hAnsi="Times New Roman" w:cs="Times New Roman"/>
-          <w:sz w:val="28"/>
-          <w:szCs w:val="28"/>
-        </w:rPr>
-        <w:t>prepopulated_fields</w:t>
-      </w:r>
-      <w:proofErr w:type="spellEnd"/>
-      <w:r>
-        <w:rPr>
-          <w:rFonts w:ascii="Times New Roman" w:hAnsi="Times New Roman" w:cs="Times New Roman"/>
-          <w:sz w:val="28"/>
-          <w:szCs w:val="28"/>
-        </w:rPr>
-        <w:t xml:space="preserve"> – при вводе названия категории поле </w:t>
-      </w:r>
-      <w:proofErr w:type="spellStart"/>
-      <w:r>
-        <w:rPr>
-          <w:rFonts w:ascii="Times New Roman" w:hAnsi="Times New Roman" w:cs="Times New Roman"/>
-          <w:sz w:val="28"/>
-          <w:szCs w:val="28"/>
-        </w:rPr>
-        <w:t>slug</w:t>
-      </w:r>
-      <w:proofErr w:type="spellEnd"/>
-      <w:r>
-        <w:rPr>
-          <w:rFonts w:ascii="Times New Roman" w:hAnsi="Times New Roman" w:cs="Times New Roman"/>
-          <w:sz w:val="28"/>
-          <w:szCs w:val="28"/>
-        </w:rPr>
-        <w:t xml:space="preserve"> заполнится автоматически.</w:t>
+      <w:r>
+        <w:rPr>
+          <w:rFonts w:ascii="Times New Roman" w:hAnsi="Times New Roman" w:cs="Times New Roman"/>
+          <w:sz w:val="28"/>
+          <w:szCs w:val="28"/>
+        </w:rPr>
+        <w:t>prepopulated_fields – при вводе названия категории поле slug заполнится автоматически.</w:t>
       </w:r>
     </w:p>
     <w:p>
@@ -13337,7 +12313,6 @@
         </w:rPr>
         <w:t xml:space="preserve"> </w:t>
       </w:r>
-      <w:proofErr w:type="spellStart"/>
       <w:r>
         <w:rPr>
           <w:rFonts w:ascii="Times New Roman" w:hAnsi="Times New Roman" w:cs="Times New Roman"/>
@@ -13347,7 +12322,6 @@
         </w:rPr>
         <w:t>runserver</w:t>
       </w:r>
-      <w:proofErr w:type="spellEnd"/>
     </w:p>
     <w:p>
       <w:pPr>
@@ -13731,23 +12705,13 @@
           <w:szCs w:val="28"/>
         </w:rPr>
       </w:pPr>
-      <w:proofErr w:type="spellStart"/>
-      <w:r>
-        <w:rPr>
-          <w:rFonts w:ascii="Times New Roman" w:hAnsi="Times New Roman" w:cs="Times New Roman"/>
-          <w:sz w:val="28"/>
-          <w:szCs w:val="28"/>
-        </w:rPr>
-        <w:t>Slug</w:t>
-      </w:r>
-      <w:proofErr w:type="spellEnd"/>
-      <w:r>
-        <w:rPr>
-          <w:rFonts w:ascii="Times New Roman" w:hAnsi="Times New Roman" w:cs="Times New Roman"/>
-          <w:sz w:val="28"/>
-          <w:szCs w:val="28"/>
-        </w:rPr>
-        <w:t>: (заполнится сам)</w:t>
+      <w:r>
+        <w:rPr>
+          <w:rFonts w:ascii="Times New Roman" w:hAnsi="Times New Roman" w:cs="Times New Roman"/>
+          <w:sz w:val="28"/>
+          <w:szCs w:val="28"/>
+        </w:rPr>
+        <w:t>Slug: (заполнится сам)</w:t>
       </w:r>
     </w:p>
     <w:p>
@@ -14129,18 +13093,8 @@
           <w:sz w:val="28"/>
           <w:szCs w:val="28"/>
         </w:rPr>
-        <w:t xml:space="preserve"> </w:t>
-      </w:r>
-      <w:proofErr w:type="spellStart"/>
-      <w:r>
-        <w:rPr>
-          <w:rFonts w:ascii="Times New Roman" w:hAnsi="Times New Roman" w:cs="Times New Roman"/>
-          <w:sz w:val="28"/>
-          <w:szCs w:val="28"/>
-        </w:rPr>
-        <w:t>list_filter</w:t>
-      </w:r>
-      <w:proofErr w:type="spellEnd"/>
+        <w:t xml:space="preserve"> list_filter</w:t>
+      </w:r>
     </w:p>
     <w:p>
       <w:pPr>
@@ -14257,25 +13211,7 @@
           <w:sz w:val="28"/>
           <w:szCs w:val="28"/>
         </w:rPr>
-        <w:t xml:space="preserve"> по категории – список </w:t>
-      </w:r>
-      <w:proofErr w:type="spellStart"/>
-      <w:r>
-        <w:rPr>
-          <w:rFonts w:ascii="Times New Roman" w:hAnsi="Times New Roman" w:cs="Times New Roman"/>
-          <w:sz w:val="28"/>
-          <w:szCs w:val="28"/>
-        </w:rPr>
-        <w:t>отфильтруется</w:t>
-      </w:r>
-      <w:proofErr w:type="spellEnd"/>
-      <w:r>
-        <w:rPr>
-          <w:rFonts w:ascii="Times New Roman" w:hAnsi="Times New Roman" w:cs="Times New Roman"/>
-          <w:sz w:val="28"/>
-          <w:szCs w:val="28"/>
-        </w:rPr>
-        <w:t>.</w:t>
+        <w:t xml:space="preserve"> по категории – список отфильтруется.</w:t>
       </w:r>
     </w:p>
     <w:p>
@@ -14791,25 +13727,7 @@
           <w:sz w:val="28"/>
           <w:szCs w:val="28"/>
         </w:rPr>
-        <w:t>Ошибка </w:t>
-      </w:r>
-      <w:proofErr w:type="spellStart"/>
-      <w:r>
-        <w:rPr>
-          <w:rFonts w:ascii="Times New Roman" w:hAnsi="Times New Roman" w:cs="Times New Roman"/>
-          <w:sz w:val="28"/>
-          <w:szCs w:val="28"/>
-        </w:rPr>
-        <w:t>ProtectedError</w:t>
-      </w:r>
-      <w:proofErr w:type="spellEnd"/>
-      <w:r>
-        <w:rPr>
-          <w:rFonts w:ascii="Times New Roman" w:hAnsi="Times New Roman" w:cs="Times New Roman"/>
-          <w:sz w:val="28"/>
-          <w:szCs w:val="28"/>
-        </w:rPr>
-        <w:t> при попытке удалить категорию с новостями</w:t>
+        <w:t>Ошибка ProtectedError при попытке удалить категорию с новостями</w:t>
       </w:r>
     </w:p>
     <w:p>
@@ -14966,7 +13884,6 @@
         </w:rPr>
         <w:t xml:space="preserve"> </w:t>
       </w:r>
-      <w:proofErr w:type="spellStart"/>
       <w:r>
         <w:rPr>
           <w:rFonts w:ascii="Times New Roman" w:hAnsi="Times New Roman" w:cs="Times New Roman"/>
@@ -14975,92 +13892,53 @@
         </w:rPr>
         <w:t>Django</w:t>
       </w:r>
-      <w:proofErr w:type="spellEnd"/>
-      <w:r>
-        <w:rPr>
-          <w:rFonts w:ascii="Times New Roman" w:hAnsi="Times New Roman" w:cs="Times New Roman"/>
-          <w:sz w:val="28"/>
-          <w:szCs w:val="28"/>
-        </w:rPr>
-        <w:t xml:space="preserve"> </w:t>
-      </w:r>
-      <w:r>
-        <w:rPr>
-          <w:rFonts w:ascii="Times New Roman" w:hAnsi="Times New Roman" w:cs="Times New Roman"/>
-          <w:sz w:val="28"/>
-          <w:szCs w:val="28"/>
-        </w:rPr>
-        <w:t>(</w:t>
-      </w:r>
-      <w:proofErr w:type="spellStart"/>
-      <w:r>
-        <w:rPr>
-          <w:rFonts w:ascii="Times New Roman" w:hAnsi="Times New Roman" w:cs="Times New Roman"/>
-          <w:sz w:val="28"/>
-          <w:szCs w:val="28"/>
-        </w:rPr>
-        <w:t>ForeignKey</w:t>
-      </w:r>
-      <w:proofErr w:type="spellEnd"/>
-      <w:r>
-        <w:rPr>
-          <w:rFonts w:ascii="Times New Roman" w:hAnsi="Times New Roman" w:cs="Times New Roman"/>
-          <w:sz w:val="28"/>
-          <w:szCs w:val="28"/>
-        </w:rPr>
-        <w:t>,</w:t>
-      </w:r>
-      <w:r>
-        <w:rPr>
-          <w:rFonts w:ascii="Times New Roman" w:hAnsi="Times New Roman" w:cs="Times New Roman"/>
-          <w:sz w:val="28"/>
-          <w:szCs w:val="28"/>
-        </w:rPr>
-        <w:t xml:space="preserve"> </w:t>
-      </w:r>
-      <w:proofErr w:type="spellStart"/>
-      <w:r>
-        <w:rPr>
-          <w:rFonts w:ascii="Times New Roman" w:hAnsi="Times New Roman" w:cs="Times New Roman"/>
-          <w:sz w:val="28"/>
-          <w:szCs w:val="28"/>
-        </w:rPr>
-        <w:t>ManyToManyField</w:t>
-      </w:r>
-      <w:proofErr w:type="spellEnd"/>
-      <w:r>
-        <w:rPr>
-          <w:rFonts w:ascii="Times New Roman" w:hAnsi="Times New Roman" w:cs="Times New Roman"/>
-          <w:sz w:val="28"/>
-          <w:szCs w:val="28"/>
-        </w:rPr>
-        <w:t>,</w:t>
-      </w:r>
-      <w:r>
-        <w:rPr>
-          <w:rFonts w:ascii="Times New Roman" w:hAnsi="Times New Roman" w:cs="Times New Roman"/>
-          <w:sz w:val="28"/>
-          <w:szCs w:val="28"/>
-        </w:rPr>
-        <w:t xml:space="preserve"> </w:t>
-      </w:r>
-      <w:proofErr w:type="spellStart"/>
-      <w:r>
-        <w:rPr>
-          <w:rFonts w:ascii="Times New Roman" w:hAnsi="Times New Roman" w:cs="Times New Roman"/>
-          <w:sz w:val="28"/>
-          <w:szCs w:val="28"/>
-        </w:rPr>
-        <w:t>OneToOneField</w:t>
-      </w:r>
-      <w:proofErr w:type="spellEnd"/>
-      <w:r>
-        <w:rPr>
-          <w:rFonts w:ascii="Times New Roman" w:hAnsi="Times New Roman" w:cs="Times New Roman"/>
-          <w:sz w:val="28"/>
-          <w:szCs w:val="28"/>
-        </w:rPr>
-        <w:t>),</w:t>
+      <w:r>
+        <w:rPr>
+          <w:rFonts w:ascii="Times New Roman" w:hAnsi="Times New Roman" w:cs="Times New Roman"/>
+          <w:sz w:val="28"/>
+          <w:szCs w:val="28"/>
+        </w:rPr>
+        <w:t xml:space="preserve"> </w:t>
+      </w:r>
+      <w:r>
+        <w:rPr>
+          <w:rFonts w:ascii="Times New Roman" w:hAnsi="Times New Roman" w:cs="Times New Roman"/>
+          <w:sz w:val="28"/>
+          <w:szCs w:val="28"/>
+        </w:rPr>
+        <w:t>(ForeignKey,</w:t>
+      </w:r>
+      <w:r>
+        <w:rPr>
+          <w:rFonts w:ascii="Times New Roman" w:hAnsi="Times New Roman" w:cs="Times New Roman"/>
+          <w:sz w:val="28"/>
+          <w:szCs w:val="28"/>
+        </w:rPr>
+        <w:t xml:space="preserve"> </w:t>
+      </w:r>
+      <w:r>
+        <w:rPr>
+          <w:rFonts w:ascii="Times New Roman" w:hAnsi="Times New Roman" w:cs="Times New Roman"/>
+          <w:sz w:val="28"/>
+          <w:szCs w:val="28"/>
+        </w:rPr>
+        <w:t>ManyToManyField,</w:t>
+      </w:r>
+      <w:r>
+        <w:rPr>
+          <w:rFonts w:ascii="Times New Roman" w:hAnsi="Times New Roman" w:cs="Times New Roman"/>
+          <w:sz w:val="28"/>
+          <w:szCs w:val="28"/>
+        </w:rPr>
+        <w:t xml:space="preserve"> </w:t>
+      </w:r>
+      <w:r>
+        <w:rPr>
+          <w:rFonts w:ascii="Times New Roman" w:hAnsi="Times New Roman" w:cs="Times New Roman"/>
+          <w:sz w:val="28"/>
+          <w:szCs w:val="28"/>
+        </w:rPr>
+        <w:t>OneToOneField),</w:t>
       </w:r>
       <w:r>
         <w:rPr>
@@ -15132,129 +14010,71 @@
           <w:sz w:val="28"/>
           <w:szCs w:val="28"/>
         </w:rPr>
-        <w:t>(</w:t>
-      </w:r>
-      <w:proofErr w:type="spellStart"/>
-      <w:r>
-        <w:rPr>
-          <w:rFonts w:ascii="Times New Roman" w:hAnsi="Times New Roman" w:cs="Times New Roman"/>
-          <w:sz w:val="28"/>
-          <w:szCs w:val="28"/>
-        </w:rPr>
-        <w:t>on_delete</w:t>
-      </w:r>
-      <w:proofErr w:type="spellEnd"/>
-      <w:r>
-        <w:rPr>
-          <w:rFonts w:ascii="Times New Roman" w:hAnsi="Times New Roman" w:cs="Times New Roman"/>
-          <w:sz w:val="28"/>
-          <w:szCs w:val="28"/>
-        </w:rPr>
-        <w:t>,</w:t>
-      </w:r>
-      <w:r>
-        <w:rPr>
-          <w:rFonts w:ascii="Times New Roman" w:hAnsi="Times New Roman" w:cs="Times New Roman"/>
-          <w:sz w:val="28"/>
-          <w:szCs w:val="28"/>
-        </w:rPr>
-        <w:t xml:space="preserve"> </w:t>
-      </w:r>
-      <w:proofErr w:type="spellStart"/>
-      <w:r>
-        <w:rPr>
-          <w:rFonts w:ascii="Times New Roman" w:hAnsi="Times New Roman" w:cs="Times New Roman"/>
-          <w:sz w:val="28"/>
-          <w:szCs w:val="28"/>
-        </w:rPr>
-        <w:t>related_name</w:t>
-      </w:r>
-      <w:proofErr w:type="spellEnd"/>
-      <w:r>
-        <w:rPr>
-          <w:rFonts w:ascii="Times New Roman" w:hAnsi="Times New Roman" w:cs="Times New Roman"/>
-          <w:sz w:val="28"/>
-          <w:szCs w:val="28"/>
-        </w:rPr>
-        <w:t>,</w:t>
-      </w:r>
-      <w:r>
-        <w:rPr>
-          <w:rFonts w:ascii="Times New Roman" w:hAnsi="Times New Roman" w:cs="Times New Roman"/>
-          <w:sz w:val="28"/>
-          <w:szCs w:val="28"/>
-        </w:rPr>
-        <w:t xml:space="preserve"> </w:t>
-      </w:r>
-      <w:proofErr w:type="spellStart"/>
-      <w:r>
-        <w:rPr>
-          <w:rFonts w:ascii="Times New Roman" w:hAnsi="Times New Roman" w:cs="Times New Roman"/>
-          <w:sz w:val="28"/>
-          <w:szCs w:val="28"/>
-        </w:rPr>
-        <w:t>null</w:t>
-      </w:r>
-      <w:proofErr w:type="spellEnd"/>
-      <w:r>
-        <w:rPr>
-          <w:rFonts w:ascii="Times New Roman" w:hAnsi="Times New Roman" w:cs="Times New Roman"/>
-          <w:sz w:val="28"/>
-          <w:szCs w:val="28"/>
-        </w:rPr>
-        <w:t>,</w:t>
-      </w:r>
-      <w:r>
-        <w:rPr>
-          <w:rFonts w:ascii="Times New Roman" w:hAnsi="Times New Roman" w:cs="Times New Roman"/>
-          <w:sz w:val="28"/>
-          <w:szCs w:val="28"/>
-        </w:rPr>
-        <w:t xml:space="preserve"> </w:t>
-      </w:r>
-      <w:proofErr w:type="spellStart"/>
-      <w:r>
-        <w:rPr>
-          <w:rFonts w:ascii="Times New Roman" w:hAnsi="Times New Roman" w:cs="Times New Roman"/>
-          <w:sz w:val="28"/>
-          <w:szCs w:val="28"/>
-        </w:rPr>
-        <w:t>blank</w:t>
-      </w:r>
-      <w:proofErr w:type="spellEnd"/>
-      <w:r>
-        <w:rPr>
-          <w:rFonts w:ascii="Times New Roman" w:hAnsi="Times New Roman" w:cs="Times New Roman"/>
-          <w:sz w:val="28"/>
-          <w:szCs w:val="28"/>
-        </w:rPr>
-        <w:t>,</w:t>
-      </w:r>
-      <w:r>
-        <w:rPr>
-          <w:rFonts w:ascii="Times New Roman" w:hAnsi="Times New Roman" w:cs="Times New Roman"/>
-          <w:sz w:val="28"/>
-          <w:szCs w:val="28"/>
-        </w:rPr>
-        <w:t xml:space="preserve"> </w:t>
-      </w:r>
-      <w:proofErr w:type="spellStart"/>
-      <w:r>
-        <w:rPr>
-          <w:rFonts w:ascii="Times New Roman" w:hAnsi="Times New Roman" w:cs="Times New Roman"/>
-          <w:sz w:val="28"/>
-          <w:szCs w:val="28"/>
-        </w:rPr>
-        <w:t>default</w:t>
-      </w:r>
-      <w:proofErr w:type="spellEnd"/>
-      <w:r>
-        <w:rPr>
-          <w:rFonts w:ascii="Times New Roman" w:hAnsi="Times New Roman" w:cs="Times New Roman"/>
-          <w:sz w:val="28"/>
-          <w:szCs w:val="28"/>
-        </w:rPr>
-        <w:t>),</w:t>
+        <w:t>(on_delete,</w:t>
+      </w:r>
+      <w:r>
+        <w:rPr>
+          <w:rFonts w:ascii="Times New Roman" w:hAnsi="Times New Roman" w:cs="Times New Roman"/>
+          <w:sz w:val="28"/>
+          <w:szCs w:val="28"/>
+        </w:rPr>
+        <w:t xml:space="preserve"> </w:t>
+      </w:r>
+      <w:r>
+        <w:rPr>
+          <w:rFonts w:ascii="Times New Roman" w:hAnsi="Times New Roman" w:cs="Times New Roman"/>
+          <w:sz w:val="28"/>
+          <w:szCs w:val="28"/>
+        </w:rPr>
+        <w:t>related_name,</w:t>
+      </w:r>
+      <w:r>
+        <w:rPr>
+          <w:rFonts w:ascii="Times New Roman" w:hAnsi="Times New Roman" w:cs="Times New Roman"/>
+          <w:sz w:val="28"/>
+          <w:szCs w:val="28"/>
+        </w:rPr>
+        <w:t xml:space="preserve"> </w:t>
+      </w:r>
+      <w:r>
+        <w:rPr>
+          <w:rFonts w:ascii="Times New Roman" w:hAnsi="Times New Roman" w:cs="Times New Roman"/>
+          <w:sz w:val="28"/>
+          <w:szCs w:val="28"/>
+        </w:rPr>
+        <w:t>null,</w:t>
+      </w:r>
+      <w:r>
+        <w:rPr>
+          <w:rFonts w:ascii="Times New Roman" w:hAnsi="Times New Roman" w:cs="Times New Roman"/>
+          <w:sz w:val="28"/>
+          <w:szCs w:val="28"/>
+        </w:rPr>
+        <w:t xml:space="preserve"> </w:t>
+      </w:r>
+      <w:r>
+        <w:rPr>
+          <w:rFonts w:ascii="Times New Roman" w:hAnsi="Times New Roman" w:cs="Times New Roman"/>
+          <w:sz w:val="28"/>
+          <w:szCs w:val="28"/>
+        </w:rPr>
+        <w:t>blank,</w:t>
+      </w:r>
+      <w:r>
+        <w:rPr>
+          <w:rFonts w:ascii="Times New Roman" w:hAnsi="Times New Roman" w:cs="Times New Roman"/>
+          <w:sz w:val="28"/>
+          <w:szCs w:val="28"/>
+        </w:rPr>
+        <w:t xml:space="preserve"> </w:t>
+      </w:r>
+      <w:r>
+        <w:rPr>
+          <w:rFonts w:ascii="Times New Roman" w:hAnsi="Times New Roman" w:cs="Times New Roman"/>
+          <w:sz w:val="28"/>
+          <w:szCs w:val="28"/>
+        </w:rPr>
+        <w:t>default),</w:t>
       </w:r>
       <w:r>
         <w:rPr>
@@ -15568,23 +14388,13 @@
         </w:rPr>
         <w:t xml:space="preserve"> </w:t>
       </w:r>
-      <w:proofErr w:type="spellStart"/>
-      <w:r>
-        <w:rPr>
-          <w:rFonts w:ascii="Times New Roman" w:hAnsi="Times New Roman" w:cs="Times New Roman"/>
-          <w:sz w:val="28"/>
-          <w:szCs w:val="28"/>
-        </w:rPr>
-        <w:t>Django</w:t>
-      </w:r>
-      <w:proofErr w:type="spellEnd"/>
-      <w:r>
-        <w:rPr>
-          <w:rFonts w:ascii="Times New Roman" w:hAnsi="Times New Roman" w:cs="Times New Roman"/>
-          <w:sz w:val="28"/>
-          <w:szCs w:val="28"/>
-        </w:rPr>
-        <w:t>.</w:t>
+      <w:r>
+        <w:rPr>
+          <w:rFonts w:ascii="Times New Roman" w:hAnsi="Times New Roman" w:cs="Times New Roman"/>
+          <w:sz w:val="28"/>
+          <w:szCs w:val="28"/>
+        </w:rPr>
+        <w:t>Django.</w:t>
       </w:r>
     </w:p>
     <w:p>
